--- a/pr-preview/pr-408/linear-algebra-inner-products.docx
+++ b/pr-preview/pr-408/linear-algebra-inner-products.docx
@@ -15,7 +15,7 @@
         <w:pStyle w:val="Date"/>
       </w:pPr>
       <w:r>
-        <w:t xml:space="preserve">Last modified: 2026-10-19 02:15:32 (PDT)</w:t>
+        <w:t xml:space="preserve">Last modified: 2026-10-19 03:19:39 (PDT)</w:t>
       </w:r>
     </w:p>
     <w:bookmarkStart w:id="24" w:name="sec-inner-products"/>
@@ -3230,7 +3230,7 @@
     </w:p>
     <w:bookmarkEnd w:id="23"/>
     <w:bookmarkEnd w:id="24"/>
-    <w:bookmarkStart w:id="64" w:name="sec-cauchy-schwarz"/>
+    <w:bookmarkStart w:id="69" w:name="sec-cauchy-schwarz"/>
     <w:p>
       <w:pPr>
         <w:pStyle w:val="Heading2"/>
@@ -12333,7 +12333,7 @@
       </w:r>
     </w:p>
     <w:bookmarkEnd w:id="49"/>
-    <w:bookmarkStart w:id="51" w:name="def-angle"/>
+    <w:bookmarkStart w:id="50" w:name="def-cosine-similarity"/>
     <w:p>
       <w:pPr>
         <w:pStyle w:val="BodyText"/>
@@ -12343,7 +12343,7 @@
           <w:b/>
           <w:bCs/>
         </w:rPr>
-        <w:t xml:space="preserve">Definition 7 (Angle between two vectors)</w:t>
+        <w:t xml:space="preserve">Definition 7 (Cosine similarity)</w:t>
       </w:r>
       <w:r>
         <w:t xml:space="preserve"> </w:t>
@@ -12359,13 +12359,305 @@
           <w:b/>
           <w:bCs/>
         </w:rPr>
+        <w:t xml:space="preserve">cosine similarity</w:t>
+      </w:r>
+      <w:r>
+        <w:t xml:space="preserve"> </w:t>
+      </w:r>
+      <w:r>
+        <w:t xml:space="preserve">[11]</w:t>
+      </w:r>
+      <w:r>
+        <w:t xml:space="preserve"> </w:t>
+      </w:r>
+      <w:r>
+        <w:t xml:space="preserve">between two nonzero vectors</w:t>
+      </w:r>
+      <w:r>
+        <w:t xml:space="preserve"> </w:t>
+      </w:r>
+      <w:r>
+        <w:t xml:space="preserve">$\mathord{\smash[b]{\underset{\raise.3ex\hbox{$\scriptstyle\sim$}}{x}}\vphantom{x}}, \mathord{\smash[b]{\underset{\raise.3ex\hbox{$\scriptstyle\sim$}}{y}}\vphantom{y}}\in \mathbb{R}^p$</w:t>
+      </w:r>
+      <w:r>
+        <w:t xml:space="preserve"> </w:t>
+      </w:r>
+      <w:r>
+        <w:t xml:space="preserve">is</w:t>
+      </w:r>
+      <w:r>
+        <w:t xml:space="preserve"> </w:t>
+      </w:r>
+      <w:r>
+        <w:t xml:space="preserve">their dot product divided by the product of their lengths:</w:t>
+      </w:r>
+    </w:p>
+    <w:p>
+      <w:pPr>
+        <w:pStyle w:val="BodyText"/>
+      </w:pPr>
+      <w:r>
+        <w:t xml:space="preserve">$$
+    \operatorname{cossim}(\mathord{\smash[b]{\underset{\raise.3ex\hbox{$\scriptstyle\sim$}}{x}}\vphantom{x}}, \mathord{\smash[b]{\underset{\raise.3ex\hbox{$\scriptstyle\sim$}}{y}}\vphantom{y}}) \stackrel{\text{def}}{=}\frac{\mathord{\smash[b]{\underset{\raise.3ex\hbox{$\scriptstyle\sim$}}{x}}\vphantom{x}}\cdot \mathord{\smash[b]{\underset{\raise.3ex\hbox{$\scriptstyle\sim$}}{y}}\vphantom{y}}}{\mathopen{}\left\lVert\mathord{\smash[b]{\underset{\raise.3ex\hbox{$\scriptstyle\sim$}}{x}}\vphantom{x}}\right\rVert\mathclose{}\,\mathopen{}\left\lVert\mathord{\smash[b]{\underset{\raise.3ex\hbox{$\scriptstyle\sim$}}{y}}\vphantom{y}}\right\rVert\mathclose{}}.
+    $$</w:t>
+      </w:r>
+    </w:p>
+    <w:bookmarkEnd w:id="50"/>
+    <w:bookmarkStart w:id="51" w:name="exm-cosine-similarity"/>
+    <w:p>
+      <w:pPr>
+        <w:pStyle w:val="FirstParagraph"/>
+      </w:pPr>
+      <w:r>
+        <w:rPr>
+          <w:b/>
+          <w:bCs/>
+        </w:rPr>
+        <w:t xml:space="preserve">Example 13 (Cosine similarity of parallel, orthogonal, and arbitrary vectors)</w:t>
+      </w:r>
+      <w:r>
+        <w:t xml:space="preserve"> </w:t>
+      </w:r>
+      <w:r>
+        <w:t xml:space="preserve">For vectors in</w:t>
+      </w:r>
+      <w:r>
+        <w:t xml:space="preserve"> </w:t>
+      </w:r>
+      <m:oMath>
+        <m:sSup>
+          <m:e>
+            <m:r>
+              <m:rPr>
+                <m:scr m:val="double-struck"/>
+                <m:sty m:val="p"/>
+              </m:rPr>
+              <m:t>R</m:t>
+            </m:r>
+          </m:e>
+          <m:sup>
+            <m:r>
+              <m:t>2</m:t>
+            </m:r>
+          </m:sup>
+        </m:sSup>
+      </m:oMath>
+      <w:r>
+        <w:t xml:space="preserve">:</w:t>
+      </w:r>
+    </w:p>
+    <w:p>
+      <w:pPr>
+        <w:numPr>
+          <w:ilvl w:val="0"/>
+          <w:numId w:val="1016"/>
+        </w:numPr>
+      </w:pPr>
+      <w:r>
+        <w:t xml:space="preserve">Parallel vectors</w:t>
+      </w:r>
+      <w:r>
+        <w:t xml:space="preserve"> </w:t>
+      </w:r>
+      <w:r>
+        <w:t xml:space="preserve">$\mathord{\smash[b]{\underset{\raise.3ex\hbox{$\scriptstyle\sim$}}{x}}\vphantom{x}}= (1, 2)$</w:t>
+      </w:r>
+      <w:r>
+        <w:t xml:space="preserve"> </w:t>
+      </w:r>
+      <w:r>
+        <w:t xml:space="preserve">and</w:t>
+      </w:r>
+      <w:r>
+        <w:t xml:space="preserve"> </w:t>
+      </w:r>
+      <w:r>
+        <w:t xml:space="preserve">$\mathord{\smash[b]{\underset{\raise.3ex\hbox{$\scriptstyle\sim$}}{y}}\vphantom{y}}= (2, 4)$</w:t>
+      </w:r>
+      <w:r>
+        <w:t xml:space="preserve">:</w:t>
+      </w:r>
+    </w:p>
+    <w:p>
+      <w:pPr>
+        <w:pStyle w:val="BodyText"/>
+      </w:pPr>
+      <w:r>
+        <w:t xml:space="preserve">$$
+    \begin{aligned}
+    \operatorname{cossim}(\mathord{\smash[b]{\underset{\raise.3ex\hbox{$\scriptstyle\sim$}}{x}}\vphantom{x}}, \mathord{\smash[b]{\underset{\raise.3ex\hbox{$\scriptstyle\sim$}}{y}}\vphantom{y}}) &amp;= \frac{2 + 8}{\sqrt{5}\,\sqrt{20}} \\
+    &amp;= \frac{10}{10} \\
+    &amp;= 1.
+    \end{aligned}
+    $$</w:t>
+      </w:r>
+    </w:p>
+    <w:p>
+      <w:pPr>
+        <w:numPr>
+          <w:ilvl w:val="0"/>
+          <w:numId w:val="1016"/>
+        </w:numPr>
+      </w:pPr>
+      <w:r>
+        <w:t xml:space="preserve">Orthogonal vectors</w:t>
+      </w:r>
+      <w:r>
+        <w:t xml:space="preserve"> </w:t>
+      </w:r>
+      <w:r>
+        <w:t xml:space="preserve">$\mathord{\smash[b]{\underset{\raise.3ex\hbox{$\scriptstyle\sim$}}{x}}\vphantom{x}}= (1, 2)$</w:t>
+      </w:r>
+      <w:r>
+        <w:t xml:space="preserve"> </w:t>
+      </w:r>
+      <w:r>
+        <w:t xml:space="preserve">and</w:t>
+      </w:r>
+      <w:r>
+        <w:t xml:space="preserve"> </w:t>
+      </w:r>
+      <w:r>
+        <w:t xml:space="preserve">$\mathord{\smash[b]{\underset{\raise.3ex\hbox{$\scriptstyle\sim$}}{y}}\vphantom{y}}= (-2, 1)$</w:t>
+      </w:r>
+      <w:r>
+        <w:t xml:space="preserve">:</w:t>
+      </w:r>
+    </w:p>
+    <w:p>
+      <w:pPr>
+        <w:pStyle w:val="BodyText"/>
+      </w:pPr>
+      <w:r>
+        <w:t xml:space="preserve">$$
+    \begin{aligned}
+    \operatorname{cossim}(\mathord{\smash[b]{\underset{\raise.3ex\hbox{$\scriptstyle\sim$}}{x}}\vphantom{x}}, \mathord{\smash[b]{\underset{\raise.3ex\hbox{$\scriptstyle\sim$}}{y}}\vphantom{y}}) &amp;= \frac{-2 + 2}{\sqrt{5}\,\sqrt{5}} \\
+    &amp;= \frac{0}{5} \\
+    &amp;= 0.
+    \end{aligned}
+    $$</w:t>
+      </w:r>
+    </w:p>
+    <w:p>
+      <w:pPr>
+        <w:numPr>
+          <w:ilvl w:val="0"/>
+          <w:numId w:val="1016"/>
+        </w:numPr>
+      </w:pPr>
+      <w:r>
+        <w:t xml:space="preserve">Arbitrary vectors</w:t>
+      </w:r>
+      <w:r>
+        <w:t xml:space="preserve"> </w:t>
+      </w:r>
+      <w:r>
+        <w:t xml:space="preserve">$\mathord{\smash[b]{\underset{\raise.3ex\hbox{$\scriptstyle\sim$}}{x}}\vphantom{x}}= (1, 0)$</w:t>
+      </w:r>
+      <w:r>
+        <w:t xml:space="preserve"> </w:t>
+      </w:r>
+      <w:r>
+        <w:t xml:space="preserve">and</w:t>
+      </w:r>
+      <w:r>
+        <w:t xml:space="preserve"> </w:t>
+      </w:r>
+      <w:r>
+        <w:t xml:space="preserve">$\mathord{\smash[b]{\underset{\raise.3ex\hbox{$\scriptstyle\sim$}}{y}}\vphantom{y}}= (1, 1)$</w:t>
+      </w:r>
+      <w:r>
+        <w:t xml:space="preserve">:</w:t>
+      </w:r>
+    </w:p>
+    <w:p>
+      <w:pPr>
+        <w:pStyle w:val="BodyText"/>
+      </w:pPr>
+      <w:r>
+        <w:t xml:space="preserve">$$
+    \begin{aligned}
+    \operatorname{cossim}(\mathord{\smash[b]{\underset{\raise.3ex\hbox{$\scriptstyle\sim$}}{x}}\vphantom{x}}, \mathord{\smash[b]{\underset{\raise.3ex\hbox{$\scriptstyle\sim$}}{y}}\vphantom{y}}) &amp;= \frac{1 \cdot 1 + 0 \cdot 1}{1 \cdot\sqrt{2}} \\
+    &amp;= \frac{1}{\sqrt{2}}.
+    \end{aligned}
+    $$</w:t>
+      </w:r>
+    </w:p>
+    <w:p>
+      <w:pPr>
+        <w:pStyle w:val="FirstParagraph"/>
+      </w:pPr>
+      <w:r>
+        <w:t xml:space="preserve">When both vectors have unit Euclidean norm (</w:t>
+      </w:r>
+      <w:r>
+        <w:t xml:space="preserve">$\mathopen{}\left\lVert\mathord{\smash[b]{\underset{\raise.3ex\hbox{$\scriptstyle\sim$}}{x}}\vphantom{x}}\right\rVert\mathclose{} = 1$</w:t>
+      </w:r>
+      <w:r>
+        <w:t xml:space="preserve"> </w:t>
+      </w:r>
+      <w:r>
+        <w:t xml:space="preserve">and</w:t>
+      </w:r>
+      <w:r>
+        <w:t xml:space="preserve"> </w:t>
+      </w:r>
+      <w:r>
+        <w:t xml:space="preserve">$\mathopen{}\left\lVert\mathord{\smash[b]{\underset{\raise.3ex\hbox{$\scriptstyle\sim$}}{y}}\vphantom{y}}\right\rVert\mathclose{} = 1$</w:t>
+      </w:r>
+      <w:r>
+        <w:t xml:space="preserve">),</w:t>
+      </w:r>
+      <w:r>
+        <w:t xml:space="preserve"> </w:t>
+      </w:r>
+      <w:r>
+        <w:t xml:space="preserve">cosine similarity equals their inner product:</w:t>
+      </w:r>
+      <w:r>
+        <w:t xml:space="preserve"> </w:t>
+      </w:r>
+      <w:r>
+        <w:t xml:space="preserve">$\operatorname{cossim}(\mathord{\smash[b]{\underset{\raise.3ex\hbox{$\scriptstyle\sim$}}{x}}\vphantom{x}}, \mathord{\smash[b]{\underset{\raise.3ex\hbox{$\scriptstyle\sim$}}{y}}\vphantom{y}}) = \mathopen{}\left\langle \mathord{\smash[b]{\underset{\raise.3ex\hbox{$\scriptstyle\sim$}}{x}}\vphantom{x}}, \mathord{\smash[b]{\underset{\raise.3ex\hbox{$\scriptstyle\sim$}}{y}}\vphantom{y}}\right\rangle\mathclose{}$</w:t>
+      </w:r>
+      <w:r>
+        <w:t xml:space="preserve">.</w:t>
+      </w:r>
+    </w:p>
+    <w:bookmarkEnd w:id="51"/>
+    <w:bookmarkStart w:id="53" w:name="def-angle"/>
+    <w:p>
+      <w:pPr>
+        <w:pStyle w:val="BodyText"/>
+      </w:pPr>
+      <w:r>
+        <w:rPr>
+          <w:b/>
+          <w:bCs/>
+        </w:rPr>
+        <w:t xml:space="preserve">Definition 8 (Angle between two vectors)</w:t>
+      </w:r>
+      <w:r>
+        <w:t xml:space="preserve"> </w:t>
+      </w:r>
+      <w:r>
+        <w:t xml:space="preserve">The</w:t>
+      </w:r>
+      <w:r>
+        <w:t xml:space="preserve"> </w:t>
+      </w:r>
+      <w:r>
+        <w:rPr>
+          <w:b/>
+          <w:bCs/>
+        </w:rPr>
         <w:t xml:space="preserve">angle</w:t>
       </w:r>
       <w:r>
         <w:t xml:space="preserve"> </w:t>
       </w:r>
       <w:r>
-        <w:t xml:space="preserve">between two nonzero vectors</w:t>
+        <w:t xml:space="preserve">between two nonzero vectors,</w:t>
       </w:r>
       <w:r>
         <w:t xml:space="preserve"> </w:t>
@@ -12374,82 +12666,66 @@
         <w:t xml:space="preserve">$\mathord{\smash[b]{\underset{\raise.3ex\hbox{$\scriptstyle\sim$}}{x}}\vphantom{x}}, \mathord{\smash[b]{\underset{\raise.3ex\hbox{$\scriptstyle\sim$}}{y}}\vphantom{y}} \in \mathbb{R}^p$</w:t>
       </w:r>
       <w:r>
-        <w:t xml:space="preserve"> </w:t>
-      </w:r>
-      <w:r>
-        <w:t xml:space="preserve">is the unique number</w:t>
-      </w:r>
-      <w:r>
-        <w:t xml:space="preserve"> </w:t>
-      </w:r>
-      <m:oMath>
-        <m:r>
-          <m:t>θ</m:t>
-        </m:r>
-        <m:r>
-          <m:rPr>
-            <m:sty m:val="p"/>
-          </m:rPr>
-          <m:t>∈</m:t>
-        </m:r>
-        <m:r>
-          <m:rPr>
-            <m:sty m:val="p"/>
-          </m:rPr>
-          <m:t>[</m:t>
-        </m:r>
-        <m:r>
-          <m:t>0</m:t>
-        </m:r>
-        <m:r>
-          <m:rPr>
-            <m:sty m:val="p"/>
-          </m:rPr>
-          <m:t>,</m:t>
-        </m:r>
-        <m:r>
-          <m:t>π</m:t>
-        </m:r>
-        <m:r>
-          <m:rPr>
-            <m:sty m:val="p"/>
-          </m:rPr>
-          <m:t>]</m:t>
-        </m:r>
-      </m:oMath>
-      <w:r>
-        <w:t xml:space="preserve"> </w:t>
-      </w:r>
-      <w:r>
-        <w:t xml:space="preserve">whose cosine (</w:t>
-      </w:r>
-      <w:hyperlink r:id="rId50">
+        <w:t xml:space="preserve">, is</w:t>
+      </w:r>
+    </w:p>
+    <w:p>
+      <w:pPr>
+        <w:pStyle w:val="BodyText"/>
+      </w:pPr>
+      <w:r>
+        <w:t xml:space="preserve">$$
+    \theta\stackrel{\text{def}}{=}\arccos\mathopen{}\left(\operatorname{cossim}(\mathord{\smash[b]{\underset{\raise.3ex\hbox{$\scriptstyle\sim$}}{x}}\vphantom{x}}, \mathord{\smash[b]{\underset{\raise.3ex\hbox{$\scriptstyle\sim$}}{y}}\vphantom{y}})\right)\mathclose{}.
+    $$</w:t>
+      </w:r>
+    </w:p>
+    <w:p>
+      <w:pPr>
+        <w:pStyle w:val="FirstParagraph"/>
+      </w:pPr>
+      <w:r>
+        <w:t xml:space="preserve">In words, the angle is the</w:t>
+      </w:r>
+      <w:r>
+        <w:t xml:space="preserve"> </w:t>
+      </w:r>
+      <w:hyperlink r:id="rId52">
         <w:r>
           <w:rPr>
             <w:rStyle w:val="Hyperlink"/>
           </w:rPr>
-          <w:t xml:space="preserve">Definition 3 in Trigonometry</w:t>
+          <w:t xml:space="preserve">arccosine</w:t>
         </w:r>
       </w:hyperlink>
       <w:r>
-        <w:t xml:space="preserve">) satisfies</w:t>
-      </w:r>
-    </w:p>
+        <w:t xml:space="preserve"> </w:t>
+      </w:r>
+      <w:r>
+        <w:t xml:space="preserve">of the</w:t>
+      </w:r>
+      <w:r>
+        <w:t xml:space="preserve"> </w:t>
+      </w:r>
+      <w:hyperlink w:anchor="def-cosine-similarity">
+        <w:r>
+          <w:rPr>
+            <w:rStyle w:val="Hyperlink"/>
+          </w:rPr>
+          <w:t xml:space="preserve">cosine similarity</w:t>
+        </w:r>
+      </w:hyperlink>
+      <w:r>
+        <w:t xml:space="preserve"> </w:t>
+      </w:r>
+      <w:r>
+        <w:t xml:space="preserve">of the two vectors.</w:t>
+      </w:r>
+    </w:p>
+    <w:bookmarkEnd w:id="53"/>
+    <w:bookmarkStart w:id="56" w:name="rem-angle-well-defined"/>
     <w:p>
       <w:pPr>
         <w:pStyle w:val="BodyText"/>
-      </w:pPr>
-      <w:r>
-        <w:t xml:space="preserve">$$
-    \cos\theta= \frac{\mathord{\smash[b]{\underset{\raise.3ex\hbox{$\scriptstyle\sim$}}{x}}\vphantom{x}} \cdot \mathord{\smash[b]{\underset{\raise.3ex\hbox{$\scriptstyle\sim$}}{y}}\vphantom{y}}}{\mathopen{}\left\lVert\mathord{\smash[b]{\underset{\raise.3ex\hbox{$\scriptstyle\sim$}}{x}}\vphantom{x}}\right\rVert\mathclose{}\,\mathopen{}\left\lVert\mathord{\smash[b]{\underset{\raise.3ex\hbox{$\scriptstyle\sim$}}{y}}\vphantom{y}}\right\rVert\mathclose{}}.
-    $$</w:t>
-      </w:r>
-    </w:p>
-    <w:bookmarkEnd w:id="51"/>
-    <w:bookmarkStart w:id="53" w:name="rem-angle-well-defined"/>
-    <w:p>
-      <w:pPr>
-        <w:pStyle w:val="FirstParagraph"/>
       </w:pPr>
       <w:r>
         <w:rPr>
@@ -12462,7 +12738,24 @@
         <w:t xml:space="preserve"> (Why the angle is well defined). </w:t>
       </w:r>
       <w:r>
-        <w:t xml:space="preserve">The denominator is positive, because both vectors are nonzero (</w:t>
+        <w:t xml:space="preserve">The</w:t>
+      </w:r>
+      <w:r>
+        <w:t xml:space="preserve"> </w:t>
+      </w:r>
+      <w:hyperlink w:anchor="def-cosine-similarity">
+        <w:r>
+          <w:rPr>
+            <w:rStyle w:val="Hyperlink"/>
+          </w:rPr>
+          <w:t xml:space="preserve">cosine similarity</w:t>
+        </w:r>
+      </w:hyperlink>
+      <w:r>
+        <w:t xml:space="preserve"> </w:t>
+      </w:r>
+      <w:r>
+        <w:t xml:space="preserve">is defined, because both vectors are nonzero (</w:t>
       </w:r>
       <w:hyperlink w:anchor="thm-norm-properties">
         <w:r>
@@ -12473,13 +12766,13 @@
         </w:r>
       </w:hyperlink>
       <w:r>
-        <w:t xml:space="preserve">),</w:t>
-      </w:r>
-      <w:r>
-        <w:t xml:space="preserve"> </w:t>
-      </w:r>
-      <w:r>
-        <w:t xml:space="preserve">and by</w:t>
+        <w:t xml:space="preserve">).</w:t>
+      </w:r>
+      <w:r>
+        <w:t xml:space="preserve"> </w:t>
+      </w:r>
+      <w:r>
+        <w:t xml:space="preserve">By</w:t>
       </w:r>
       <w:r>
         <w:t xml:space="preserve"> </w:t>
@@ -12493,15 +12786,29 @@
         </w:r>
       </w:hyperlink>
       <w:r>
-        <w:t xml:space="preserve"> </w:t>
-      </w:r>
-      <w:r>
-        <w:t xml:space="preserve">the ratio lies between</w:t>
-      </w:r>
-      <w:r>
-        <w:t xml:space="preserve"> </w:t>
-      </w:r>
-      <m:oMath>
+        <w:t xml:space="preserve">, it lies in the</w:t>
+      </w:r>
+      <w:r>
+        <w:t xml:space="preserve"> </w:t>
+      </w:r>
+      <w:hyperlink r:id="rId54">
+        <w:r>
+          <w:rPr>
+            <w:rStyle w:val="Hyperlink"/>
+          </w:rPr>
+          <w:t xml:space="preserve">closed interval</w:t>
+        </w:r>
+      </w:hyperlink>
+      <w:r>
+        <w:t xml:space="preserve"> </w:t>
+      </w:r>
+      <m:oMath>
+        <m:r>
+          <m:rPr>
+            <m:sty m:val="p"/>
+          </m:rPr>
+          <m:t>[</m:t>
+        </m:r>
         <m:r>
           <m:rPr>
             <m:sty m:val="p"/>
@@ -12511,52 +12818,15 @@
         <m:r>
           <m:t>1</m:t>
         </m:r>
-      </m:oMath>
-      <w:r>
-        <w:t xml:space="preserve"> </w:t>
-      </w:r>
-      <w:r>
-        <w:t xml:space="preserve">and</w:t>
-      </w:r>
-      <w:r>
-        <w:t xml:space="preserve"> </w:t>
-      </w:r>
-      <m:oMath>
+        <m:r>
+          <m:rPr>
+            <m:sty m:val="p"/>
+          </m:rPr>
+          <m:t>,</m:t>
+        </m:r>
         <m:r>
           <m:t>1</m:t>
         </m:r>
-      </m:oMath>
-      <w:r>
-        <w:t xml:space="preserve">.</w:t>
-      </w:r>
-      <w:r>
-        <w:t xml:space="preserve"> </w:t>
-      </w:r>
-      <w:r>
-        <w:t xml:space="preserve">On</w:t>
-      </w:r>
-      <w:r>
-        <w:t xml:space="preserve"> </w:t>
-      </w:r>
-      <m:oMath>
-        <m:r>
-          <m:rPr>
-            <m:sty m:val="p"/>
-          </m:rPr>
-          <m:t>[</m:t>
-        </m:r>
-        <m:r>
-          <m:t>0</m:t>
-        </m:r>
-        <m:r>
-          <m:rPr>
-            <m:sty m:val="p"/>
-          </m:rPr>
-          <m:t>,</m:t>
-        </m:r>
-        <m:r>
-          <m:t>π</m:t>
-        </m:r>
         <m:r>
           <m:rPr>
             <m:sty m:val="p"/>
@@ -12570,111 +12840,42 @@
       <w:r>
         <w:t xml:space="preserve"> </w:t>
       </w:r>
-      <m:oMath>
-        <m:r>
-          <m:rPr>
-            <m:sty m:val="p"/>
-          </m:rPr>
-          <m:t>cos</m:t>
-        </m:r>
-      </m:oMath>
-      <w:r>
-        <w:t xml:space="preserve"> </w:t>
-      </w:r>
-      <w:r>
-        <w:t xml:space="preserve">is decreasing from</w:t>
-      </w:r>
-      <w:r>
-        <w:t xml:space="preserve"> </w:t>
-      </w:r>
-      <m:oMath>
-        <m:r>
-          <m:t>1</m:t>
-        </m:r>
-      </m:oMath>
-      <w:r>
-        <w:t xml:space="preserve"> </w:t>
-      </w:r>
-      <w:r>
-        <w:t xml:space="preserve">to</w:t>
-      </w:r>
-      <w:r>
-        <w:t xml:space="preserve"> </w:t>
-      </w:r>
-      <m:oMath>
-        <m:r>
-          <m:rPr>
-            <m:sty m:val="p"/>
-          </m:rPr>
-          <m:t>−</m:t>
-        </m:r>
-        <m:r>
-          <m:t>1</m:t>
-        </m:r>
-      </m:oMath>
-      <w:r>
-        <w:t xml:space="preserve"> </w:t>
-      </w:r>
-      <w:r>
-        <w:t xml:space="preserve">and takes each value in</w:t>
-      </w:r>
-      <w:r>
-        <w:t xml:space="preserve"> </w:t>
-      </w:r>
-      <m:oMath>
-        <m:r>
-          <m:rPr>
-            <m:sty m:val="p"/>
-          </m:rPr>
-          <m:t>[</m:t>
-        </m:r>
-        <m:r>
-          <m:rPr>
-            <m:sty m:val="p"/>
-          </m:rPr>
-          <m:t>−</m:t>
-        </m:r>
-        <m:r>
-          <m:t>1</m:t>
-        </m:r>
-        <m:r>
-          <m:rPr>
-            <m:sty m:val="p"/>
-          </m:rPr>
-          <m:t>,</m:t>
-        </m:r>
-        <m:r>
-          <m:t>1</m:t>
-        </m:r>
-        <m:r>
-          <m:rPr>
-            <m:sty m:val="p"/>
-          </m:rPr>
-          <m:t>]</m:t>
-        </m:r>
-      </m:oMath>
-      <w:r>
-        <w:t xml:space="preserve"> </w:t>
-      </w:r>
-      <w:r>
-        <w:t xml:space="preserve">exactly once (</w:t>
+      <w:r>
+        <w:t xml:space="preserve">which is where the</w:t>
+      </w:r>
+      <w:r>
+        <w:t xml:space="preserve"> </w:t>
       </w:r>
       <w:hyperlink r:id="rId52">
         <w:r>
           <w:rPr>
             <w:rStyle w:val="Hyperlink"/>
           </w:rPr>
-          <w:t xml:space="preserve">Theorem 2 in Trigonometry</w:t>
+          <w:t xml:space="preserve">arccosine</w:t>
         </w:r>
       </w:hyperlink>
       <w:r>
-        <w:t xml:space="preserve">),</w:t>
-      </w:r>
-      <w:r>
-        <w:t xml:space="preserve"> </w:t>
-      </w:r>
-      <w:r>
-        <w:t xml:space="preserve">so there is exactly one such</w:t>
+        <w:t xml:space="preserve">,</w:t>
+      </w:r>
+      <w:r>
+        <w:t xml:space="preserve"> </w:t>
+      </w:r>
+      <m:oMath>
+        <m:r>
+          <m:rPr>
+            <m:sty m:val="p"/>
+          </m:rPr>
+          <m:t>arccos</m:t>
+        </m:r>
+      </m:oMath>
+      <w:r>
+        <w:t xml:space="preserve">, is defined.</w:t>
+      </w:r>
+      <w:r>
+        <w:t xml:space="preserve"> </w:t>
+      </w:r>
+      <w:r>
+        <w:t xml:space="preserve">So the angle</w:t>
       </w:r>
       <w:r>
         <w:t xml:space="preserve"> </w:t>
@@ -12685,11 +12886,66 @@
         </m:r>
       </m:oMath>
       <w:r>
+        <w:t xml:space="preserve"> </w:t>
+      </w:r>
+      <w:r>
+        <w:t xml:space="preserve">lies in</w:t>
+      </w:r>
+      <w:r>
+        <w:t xml:space="preserve"> </w:t>
+      </w:r>
+      <m:oMath>
+        <m:r>
+          <m:rPr>
+            <m:sty m:val="p"/>
+          </m:rPr>
+          <m:t>[</m:t>
+        </m:r>
+        <m:r>
+          <m:t>0</m:t>
+        </m:r>
+        <m:r>
+          <m:rPr>
+            <m:sty m:val="p"/>
+          </m:rPr>
+          <m:t>,</m:t>
+        </m:r>
+        <m:r>
+          <m:t>π</m:t>
+        </m:r>
+        <m:r>
+          <m:rPr>
+            <m:sty m:val="p"/>
+          </m:rPr>
+          <m:t>]</m:t>
+        </m:r>
+      </m:oMath>
+      <w:r>
+        <w:t xml:space="preserve">, with</w:t>
+      </w:r>
+      <w:r>
+        <w:t xml:space="preserve"> </w:t>
+      </w:r>
+      <w:hyperlink r:id="rId55">
+        <w:r>
+          <w:rPr>
+            <w:rStyle w:val="Hyperlink"/>
+          </w:rPr>
+          <w:t xml:space="preserve">cosine</w:t>
+        </w:r>
+      </w:hyperlink>
+      <w:r>
+        <w:t xml:space="preserve"> </w:t>
+      </w:r>
+      <w:r>
+        <w:t xml:space="preserve">$\cos\theta= \operatorname{cossim}(\mathord{\smash[b]{\underset{\raise.3ex\hbox{$\scriptstyle\sim$}}{x}}\vphantom{x}}, \mathord{\smash[b]{\underset{\raise.3ex\hbox{$\scriptstyle\sim$}}{y}}\vphantom{y}})$</w:t>
+      </w:r>
+      <w:r>
         <w:t xml:space="preserve">.</w:t>
       </w:r>
     </w:p>
-    <w:bookmarkEnd w:id="53"/>
-    <w:bookmarkStart w:id="54" w:name="cor-right-angle-orthogonal"/>
+    <w:bookmarkEnd w:id="56"/>
+    <w:bookmarkStart w:id="57" w:name="cor-right-angle-orthogonal"/>
     <w:p>
       <w:pPr>
         <w:pStyle w:val="BodyText"/>
@@ -12738,7 +12994,7 @@
           <w:rPr>
             <w:rStyle w:val="Hyperlink"/>
           </w:rPr>
-          <w:t xml:space="preserve">Definition 7</w:t>
+          <w:t xml:space="preserve">Definition 8</w:t>
         </w:r>
       </w:hyperlink>
       <w:r>
@@ -12776,7 +13032,7 @@
         <w:t xml:space="preserve">) means at a right angle.</w:t>
       </w:r>
     </w:p>
-    <w:bookmarkEnd w:id="54"/>
+    <w:bookmarkEnd w:id="57"/>
     <w:p>
       <w:pPr>
         <w:pStyle w:val="BodyText"/>
@@ -12820,6 +13076,47 @@
       <w:r>
         <w:t xml:space="preserve"> </w:t>
       </w:r>
+      <w:r>
+        <w:t xml:space="preserve">$\operatorname{cossim}(\mathord{\smash[b]{\underset{\raise.3ex\hbox{$\scriptstyle\sim$}}{x}}\vphantom{x}}, \mathord{\smash[b]{\underset{\raise.3ex\hbox{$\scriptstyle\sim$}}{y}}\vphantom{y}}) = 0$</w:t>
+      </w:r>
+      <w:r>
+        <w:t xml:space="preserve"> </w:t>
+      </w:r>
+      <w:r>
+        <w:t xml:space="preserve">exactly when</w:t>
+      </w:r>
+      <w:r>
+        <w:t xml:space="preserve"> </w:t>
+      </w:r>
+      <w:r>
+        <w:t xml:space="preserve">$\mathord{\smash[b]{\underset{\raise.3ex\hbox{$\scriptstyle\sim$}}{x}}\vphantom{x}} \cdot \mathord{\smash[b]{\underset{\raise.3ex\hbox{$\scriptstyle\sim$}}{y}}\vphantom{y}} = 0$</w:t>
+      </w:r>
+      <w:r>
+        <w:t xml:space="preserve"> </w:t>
+      </w:r>
+      <w:r>
+        <w:t xml:space="preserve">(</w:t>
+      </w:r>
+      <w:hyperlink w:anchor="def-cosine-similarity">
+        <w:r>
+          <w:rPr>
+            <w:rStyle w:val="Hyperlink"/>
+          </w:rPr>
+          <w:t xml:space="preserve">Definition 7</w:t>
+        </w:r>
+      </w:hyperlink>
+      <w:r>
+        <w:t xml:space="preserve">),</w:t>
+      </w:r>
+      <w:r>
+        <w:t xml:space="preserve"> </w:t>
+      </w:r>
+      <w:r>
+        <w:t xml:space="preserve">so</w:t>
+      </w:r>
+      <w:r>
+        <w:t xml:space="preserve"> </w:t>
+      </w:r>
       <m:oMath>
         <m:r>
           <m:rPr>
@@ -12853,85 +13150,99 @@
         <w:t xml:space="preserve">$\mathord{\smash[b]{\underset{\raise.3ex\hbox{$\scriptstyle\sim$}}{x}}\vphantom{x}} \cdot \mathord{\smash[b]{\underset{\raise.3ex\hbox{$\scriptstyle\sim$}}{y}}\vphantom{y}} = 0$</w:t>
       </w:r>
       <w:r>
+        <w:t xml:space="preserve"> </w:t>
+      </w:r>
+      <w:r>
+        <w:t xml:space="preserve">(</w:t>
+      </w:r>
+      <w:hyperlink w:anchor="rem-angle-well-defined">
+        <w:r>
+          <w:rPr>
+            <w:rStyle w:val="Hyperlink"/>
+          </w:rPr>
+          <w:t xml:space="preserve">Remark 4</w:t>
+        </w:r>
+      </w:hyperlink>
+      <w:r>
+        <w:t xml:space="preserve">).</w:t>
+      </w:r>
+      <w:r>
+        <w:t xml:space="preserve"> </w:t>
+      </w:r>
+      <w:r>
+        <w:t xml:space="preserve">On</w:t>
+      </w:r>
+      <w:r>
+        <w:t xml:space="preserve"> </w:t>
+      </w:r>
+      <m:oMath>
+        <m:r>
+          <m:rPr>
+            <m:sty m:val="p"/>
+          </m:rPr>
+          <m:t>[</m:t>
+        </m:r>
+        <m:r>
+          <m:t>0</m:t>
+        </m:r>
+        <m:r>
+          <m:rPr>
+            <m:sty m:val="p"/>
+          </m:rPr>
+          <m:t>,</m:t>
+        </m:r>
+        <m:r>
+          <m:t>π</m:t>
+        </m:r>
+        <m:r>
+          <m:rPr>
+            <m:sty m:val="p"/>
+          </m:rPr>
+          <m:t>]</m:t>
+        </m:r>
+      </m:oMath>
+      <w:r>
+        <w:t xml:space="preserve">,</w:t>
+      </w:r>
+      <w:r>
+        <w:t xml:space="preserve"> </w:t>
+      </w:r>
+      <m:oMath>
+        <m:r>
+          <m:rPr>
+            <m:sty m:val="p"/>
+          </m:rPr>
+          <m:t>cos</m:t>
+        </m:r>
+      </m:oMath>
+      <w:r>
+        <w:t xml:space="preserve"> </w:t>
+      </w:r>
+      <w:r>
+        <w:t xml:space="preserve">vanishes only at</w:t>
+      </w:r>
+      <w:r>
+        <w:t xml:space="preserve"> </w:t>
+      </w:r>
+      <m:oMath>
+        <m:r>
+          <m:t>π</m:t>
+        </m:r>
+        <m:r>
+          <m:rPr>
+            <m:sty m:val="p"/>
+          </m:rPr>
+          <m:t>/</m:t>
+        </m:r>
+        <m:r>
+          <m:t>2</m:t>
+        </m:r>
+      </m:oMath>
+      <w:r>
         <w:t xml:space="preserve">.</w:t>
       </w:r>
-      <w:r>
-        <w:t xml:space="preserve"> </w:t>
-      </w:r>
-      <w:r>
-        <w:t xml:space="preserve">On</w:t>
-      </w:r>
-      <w:r>
-        <w:t xml:space="preserve"> </w:t>
-      </w:r>
-      <m:oMath>
-        <m:r>
-          <m:rPr>
-            <m:sty m:val="p"/>
-          </m:rPr>
-          <m:t>[</m:t>
-        </m:r>
-        <m:r>
-          <m:t>0</m:t>
-        </m:r>
-        <m:r>
-          <m:rPr>
-            <m:sty m:val="p"/>
-          </m:rPr>
-          <m:t>,</m:t>
-        </m:r>
-        <m:r>
-          <m:t>π</m:t>
-        </m:r>
-        <m:r>
-          <m:rPr>
-            <m:sty m:val="p"/>
-          </m:rPr>
-          <m:t>]</m:t>
-        </m:r>
-      </m:oMath>
-      <w:r>
-        <w:t xml:space="preserve">,</w:t>
-      </w:r>
-      <w:r>
-        <w:t xml:space="preserve"> </w:t>
-      </w:r>
-      <m:oMath>
-        <m:r>
-          <m:rPr>
-            <m:sty m:val="p"/>
-          </m:rPr>
-          <m:t>cos</m:t>
-        </m:r>
-      </m:oMath>
-      <w:r>
-        <w:t xml:space="preserve"> </w:t>
-      </w:r>
-      <w:r>
-        <w:t xml:space="preserve">vanishes only at</w:t>
-      </w:r>
-      <w:r>
-        <w:t xml:space="preserve"> </w:t>
-      </w:r>
-      <m:oMath>
-        <m:r>
-          <m:t>π</m:t>
-        </m:r>
-        <m:r>
-          <m:rPr>
-            <m:sty m:val="p"/>
-          </m:rPr>
-          <m:t>/</m:t>
-        </m:r>
-        <m:r>
-          <m:t>2</m:t>
-        </m:r>
-      </m:oMath>
-      <w:r>
-        <w:t xml:space="preserve">.</w:t>
-      </w:r>
-    </w:p>
-    <w:bookmarkStart w:id="55" w:name="exm-angle"/>
+    </w:p>
+    <w:bookmarkStart w:id="58" w:name="exm-angle"/>
     <w:p>
       <w:pPr>
         <w:pStyle w:val="BodyText"/>
@@ -12941,7 +13252,7 @@
           <w:b/>
           <w:bCs/>
         </w:rPr>
-        <w:t xml:space="preserve">Example 13 (Some angles in the plane)</w:t>
+        <w:t xml:space="preserve">Example 14 (Some angles in the plane)</w:t>
       </w:r>
       <w:r>
         <w:t xml:space="preserve"> </w:t>
@@ -12954,7 +13265,7 @@
       <w:pPr>
         <w:numPr>
           <w:ilvl w:val="0"/>
-          <w:numId w:val="1016"/>
+          <w:numId w:val="1017"/>
         </w:numPr>
       </w:pPr>
       <m:oMath>
@@ -13110,7 +13421,7 @@
       <w:pPr>
         <w:numPr>
           <w:ilvl w:val="0"/>
-          <w:numId w:val="1016"/>
+          <w:numId w:val="1017"/>
         </w:numPr>
       </w:pPr>
       <m:oMath>
@@ -13334,7 +13645,7 @@
       <w:pPr>
         <w:numPr>
           <w:ilvl w:val="0"/>
-          <w:numId w:val="1016"/>
+          <w:numId w:val="1017"/>
         </w:numPr>
       </w:pPr>
       <m:oMath>
@@ -13533,196 +13844,35 @@
       <w:pPr>
         <w:numPr>
           <w:ilvl w:val="0"/>
-          <w:numId w:val="1016"/>
-        </w:numPr>
-      </w:pPr>
-      <m:oMath>
-        <m:r>
-          <m:rPr>
-            <m:sty m:val="p"/>
-          </m:rPr>
-          <m:t>(</m:t>
-        </m:r>
-        <m:r>
-          <m:t>1</m:t>
-        </m:r>
-        <m:r>
-          <m:rPr>
-            <m:sty m:val="p"/>
-          </m:rPr>
-          <m:t>,</m:t>
-        </m:r>
-        <m:r>
-          <m:t>0</m:t>
-        </m:r>
-        <m:r>
-          <m:rPr>
-            <m:sty m:val="p"/>
-          </m:rPr>
-          <m:t>)</m:t>
-        </m:r>
-      </m:oMath>
-      <w:r>
-        <w:t xml:space="preserve"> </w:t>
-      </w:r>
-      <w:r>
-        <w:t xml:space="preserve">and</w:t>
-      </w:r>
-      <w:r>
-        <w:t xml:space="preserve"> </w:t>
-      </w:r>
-      <w:r>
-        <w:t xml:space="preserve">$\mathord{\smash[b]{\underset{\raise.3ex\hbox{$\scriptstyle\sim$}}{0}}\vphantom{0}}$</w:t>
-      </w:r>
-      <w:r>
-        <w:t xml:space="preserve">: there is no angle,</w:t>
-      </w:r>
-      <w:r>
-        <w:t xml:space="preserve"> </w:t>
-      </w:r>
-      <w:r>
-        <w:t xml:space="preserve">because the ratio would divide by</w:t>
-      </w:r>
-      <w:r>
-        <w:t xml:space="preserve"> </w:t>
-      </w:r>
-      <w:r>
-        <w:t xml:space="preserve">$\mathopen{}\left\lVert\mathord{\smash[b]{\underset{\raise.3ex\hbox{$\scriptstyle\sim$}}{0}}\vphantom{0}}\right\rVert\mathclose{} = 0$</w:t>
-      </w:r>
-      <w:r>
-        <w:t xml:space="preserve">.</w:t>
-      </w:r>
-    </w:p>
-    <w:bookmarkEnd w:id="55"/>
-    <w:bookmarkStart w:id="56" w:name="def-cosine-similarity"/>
-    <w:p>
-      <w:pPr>
-        <w:pStyle w:val="FirstParagraph"/>
-      </w:pPr>
-      <w:r>
-        <w:rPr>
-          <w:b/>
-          <w:bCs/>
-        </w:rPr>
-        <w:t xml:space="preserve">Definition 8 (Cosine similarity)</w:t>
-      </w:r>
-      <w:r>
-        <w:t xml:space="preserve"> </w:t>
-      </w:r>
-      <w:r>
-        <w:t xml:space="preserve">The</w:t>
-      </w:r>
-      <w:r>
-        <w:t xml:space="preserve"> </w:t>
-      </w:r>
-      <w:r>
-        <w:rPr>
-          <w:b/>
-          <w:bCs/>
-        </w:rPr>
-        <w:t xml:space="preserve">cosine similarity</w:t>
-      </w:r>
-      <w:r>
-        <w:t xml:space="preserve"> </w:t>
-      </w:r>
-      <w:r>
-        <w:t xml:space="preserve">[11]</w:t>
-      </w:r>
-      <w:r>
-        <w:t xml:space="preserve"> </w:t>
-      </w:r>
-      <w:r>
-        <w:t xml:space="preserve">between two nonzero vectors</w:t>
-      </w:r>
-      <w:r>
-        <w:t xml:space="preserve"> </w:t>
-      </w:r>
-      <w:r>
-        <w:t xml:space="preserve">$\mathord{\smash[b]{\underset{\raise.3ex\hbox{$\scriptstyle\sim$}}{x}}\vphantom{x}}, \mathord{\smash[b]{\underset{\raise.3ex\hbox{$\scriptstyle\sim$}}{y}}\vphantom{y}}\in \mathbb{R}^p$</w:t>
-      </w:r>
-      <w:r>
-        <w:t xml:space="preserve"> </w:t>
-      </w:r>
-      <w:r>
-        <w:t xml:space="preserve">is</w:t>
-      </w:r>
-      <w:r>
-        <w:t xml:space="preserve"> </w:t>
-      </w:r>
-      <w:r>
-        <w:t xml:space="preserve">their dot product divided by the product of their lengths:</w:t>
-      </w:r>
-    </w:p>
-    <w:p>
-      <w:pPr>
-        <w:pStyle w:val="BodyText"/>
-      </w:pPr>
-      <w:r>
-        <w:t xml:space="preserve">$$
-    \operatorname{cossim}(\mathord{\smash[b]{\underset{\raise.3ex\hbox{$\scriptstyle\sim$}}{x}}\vphantom{x}}, \mathord{\smash[b]{\underset{\raise.3ex\hbox{$\scriptstyle\sim$}}{y}}\vphantom{y}}) \stackrel{\text{def}}{=}\frac{\mathord{\smash[b]{\underset{\raise.3ex\hbox{$\scriptstyle\sim$}}{x}}\vphantom{x}}\cdot \mathord{\smash[b]{\underset{\raise.3ex\hbox{$\scriptstyle\sim$}}{y}}\vphantom{y}}}{\mathopen{}\left\lVert\mathord{\smash[b]{\underset{\raise.3ex\hbox{$\scriptstyle\sim$}}{x}}\vphantom{x}}\right\rVert\mathclose{}\,\mathopen{}\left\lVert\mathord{\smash[b]{\underset{\raise.3ex\hbox{$\scriptstyle\sim$}}{y}}\vphantom{y}}\right\rVert\mathclose{}}.
-    $$</w:t>
-      </w:r>
-    </w:p>
-    <w:bookmarkEnd w:id="56"/>
-    <w:bookmarkStart w:id="57" w:name="exm-cosine-similarity"/>
-    <w:p>
-      <w:pPr>
-        <w:pStyle w:val="FirstParagraph"/>
-      </w:pPr>
-      <w:r>
-        <w:rPr>
-          <w:b/>
-          <w:bCs/>
-        </w:rPr>
-        <w:t xml:space="preserve">Example 14 (Cosine similarity of parallel, orthogonal, and arbitrary vectors)</w:t>
-      </w:r>
-      <w:r>
-        <w:t xml:space="preserve"> </w:t>
-      </w:r>
-      <w:r>
-        <w:t xml:space="preserve">For vectors in</w:t>
-      </w:r>
-      <w:r>
-        <w:t xml:space="preserve"> </w:t>
-      </w:r>
-      <m:oMath>
-        <m:sSup>
-          <m:e>
-            <m:r>
-              <m:rPr>
-                <m:scr m:val="double-struck"/>
-                <m:sty m:val="p"/>
-              </m:rPr>
-              <m:t>R</m:t>
-            </m:r>
-          </m:e>
-          <m:sup>
-            <m:r>
-              <m:t>2</m:t>
-            </m:r>
-          </m:sup>
-        </m:sSup>
-      </m:oMath>
-      <w:r>
-        <w:t xml:space="preserve">:</w:t>
-      </w:r>
-    </w:p>
-    <w:p>
-      <w:pPr>
-        <w:numPr>
-          <w:ilvl w:val="0"/>
           <w:numId w:val="1017"/>
         </w:numPr>
       </w:pPr>
-      <w:r>
-        <w:t xml:space="preserve">Parallel vectors</w:t>
-      </w:r>
-      <w:r>
-        <w:t xml:space="preserve"> </w:t>
-      </w:r>
-      <w:r>
-        <w:t xml:space="preserve">$\mathord{\smash[b]{\underset{\raise.3ex\hbox{$\scriptstyle\sim$}}{x}}\vphantom{x}}= (1, 2)$</w:t>
-      </w:r>
+      <m:oMath>
+        <m:r>
+          <m:rPr>
+            <m:sty m:val="p"/>
+          </m:rPr>
+          <m:t>(</m:t>
+        </m:r>
+        <m:r>
+          <m:t>1</m:t>
+        </m:r>
+        <m:r>
+          <m:rPr>
+            <m:sty m:val="p"/>
+          </m:rPr>
+          <m:t>,</m:t>
+        </m:r>
+        <m:r>
+          <m:t>0</m:t>
+        </m:r>
+        <m:r>
+          <m:rPr>
+            <m:sty m:val="p"/>
+          </m:rPr>
+          <m:t>)</m:t>
+        </m:r>
+      </m:oMath>
       <w:r>
         <w:t xml:space="preserve"> </w:t>
       </w:r>
@@ -13733,279 +13883,118 @@
         <w:t xml:space="preserve"> </w:t>
       </w:r>
       <w:r>
-        <w:t xml:space="preserve">$\mathord{\smash[b]{\underset{\raise.3ex\hbox{$\scriptstyle\sim$}}{y}}\vphantom{y}}= (2, 4)$</w:t>
-      </w:r>
-      <w:r>
-        <w:t xml:space="preserve">:</w:t>
-      </w:r>
-    </w:p>
-    <w:p>
-      <w:pPr>
-        <w:pStyle w:val="BodyText"/>
-      </w:pPr>
-      <w:r>
-        <w:t xml:space="preserve">$$
-    \begin{aligned}
-    \operatorname{cossim}(\mathord{\smash[b]{\underset{\raise.3ex\hbox{$\scriptstyle\sim$}}{x}}\vphantom{x}}, \mathord{\smash[b]{\underset{\raise.3ex\hbox{$\scriptstyle\sim$}}{y}}\vphantom{y}}) &amp;= \frac{2 + 8}{\sqrt{5}\,\sqrt{20}} \\
-    &amp;= \frac{10}{10} \\
-    &amp;= 1.
-    \end{aligned}
-    $$</w:t>
-      </w:r>
-    </w:p>
-    <w:p>
-      <w:pPr>
-        <w:numPr>
-          <w:ilvl w:val="0"/>
-          <w:numId w:val="1017"/>
-        </w:numPr>
-      </w:pPr>
-      <w:r>
-        <w:t xml:space="preserve">Orthogonal vectors</w:t>
-      </w:r>
-      <w:r>
-        <w:t xml:space="preserve"> </w:t>
-      </w:r>
-      <w:r>
-        <w:t xml:space="preserve">$\mathord{\smash[b]{\underset{\raise.3ex\hbox{$\scriptstyle\sim$}}{x}}\vphantom{x}}= (1, 2)$</w:t>
-      </w:r>
-      <w:r>
-        <w:t xml:space="preserve"> </w:t>
-      </w:r>
-      <w:r>
-        <w:t xml:space="preserve">and</w:t>
-      </w:r>
-      <w:r>
-        <w:t xml:space="preserve"> </w:t>
-      </w:r>
-      <w:r>
-        <w:t xml:space="preserve">$\mathord{\smash[b]{\underset{\raise.3ex\hbox{$\scriptstyle\sim$}}{y}}\vphantom{y}}= (-2, 1)$</w:t>
-      </w:r>
-      <w:r>
-        <w:t xml:space="preserve">:</w:t>
-      </w:r>
-    </w:p>
-    <w:p>
-      <w:pPr>
-        <w:pStyle w:val="BodyText"/>
-      </w:pPr>
-      <w:r>
-        <w:t xml:space="preserve">$$
-    \begin{aligned}
-    \operatorname{cossim}(\mathord{\smash[b]{\underset{\raise.3ex\hbox{$\scriptstyle\sim$}}{x}}\vphantom{x}}, \mathord{\smash[b]{\underset{\raise.3ex\hbox{$\scriptstyle\sim$}}{y}}\vphantom{y}}) &amp;= \frac{-2 + 2}{\sqrt{5}\,\sqrt{5}} \\
-    &amp;= \frac{0}{5} \\
-    &amp;= 0.
-    \end{aligned}
-    $$</w:t>
-      </w:r>
-    </w:p>
-    <w:p>
-      <w:pPr>
-        <w:numPr>
-          <w:ilvl w:val="0"/>
-          <w:numId w:val="1017"/>
-        </w:numPr>
-      </w:pPr>
-      <w:r>
-        <w:t xml:space="preserve">Arbitrary vectors</w:t>
-      </w:r>
-      <w:r>
-        <w:t xml:space="preserve"> </w:t>
-      </w:r>
-      <w:r>
-        <w:t xml:space="preserve">$\mathord{\smash[b]{\underset{\raise.3ex\hbox{$\scriptstyle\sim$}}{x}}\vphantom{x}}= (1, 0)$</w:t>
-      </w:r>
-      <w:r>
-        <w:t xml:space="preserve"> </w:t>
-      </w:r>
-      <w:r>
-        <w:t xml:space="preserve">and</w:t>
-      </w:r>
-      <w:r>
-        <w:t xml:space="preserve"> </w:t>
-      </w:r>
-      <w:r>
-        <w:t xml:space="preserve">$\mathord{\smash[b]{\underset{\raise.3ex\hbox{$\scriptstyle\sim$}}{y}}\vphantom{y}}= (1, 1)$</w:t>
-      </w:r>
-      <w:r>
-        <w:t xml:space="preserve">:</w:t>
-      </w:r>
-    </w:p>
-    <w:p>
-      <w:pPr>
-        <w:pStyle w:val="BodyText"/>
-      </w:pPr>
-      <w:r>
-        <w:t xml:space="preserve">$$
-    \begin{aligned}
-    \operatorname{cossim}(\mathord{\smash[b]{\underset{\raise.3ex\hbox{$\scriptstyle\sim$}}{x}}\vphantom{x}}, \mathord{\smash[b]{\underset{\raise.3ex\hbox{$\scriptstyle\sim$}}{y}}\vphantom{y}}) &amp;= \frac{1 \cdot 1 + 0 \cdot 1}{1 \cdot\sqrt{2}} \\
-    &amp;= \frac{1}{\sqrt{2}}.
-    \end{aligned}
-    $$</w:t>
-      </w:r>
-    </w:p>
+        <w:t xml:space="preserve">$\mathord{\smash[b]{\underset{\raise.3ex\hbox{$\scriptstyle\sim$}}{0}}\vphantom{0}}$</w:t>
+      </w:r>
+      <w:r>
+        <w:t xml:space="preserve">: there is no angle,</w:t>
+      </w:r>
+      <w:r>
+        <w:t xml:space="preserve"> </w:t>
+      </w:r>
+      <w:r>
+        <w:t xml:space="preserve">because the ratio would divide by</w:t>
+      </w:r>
+      <w:r>
+        <w:t xml:space="preserve"> </w:t>
+      </w:r>
+      <w:r>
+        <w:t xml:space="preserve">$\mathopen{}\left\lVert\mathord{\smash[b]{\underset{\raise.3ex\hbox{$\scriptstyle\sim$}}{0}}\vphantom{0}}\right\rVert\mathclose{} = 0$</w:t>
+      </w:r>
+      <w:r>
+        <w:t xml:space="preserve">.</w:t>
+      </w:r>
+    </w:p>
+    <w:bookmarkEnd w:id="58"/>
+    <w:bookmarkStart w:id="61" w:name="rem-angle-unit-circle-angle"/>
     <w:p>
       <w:pPr>
         <w:pStyle w:val="FirstParagraph"/>
       </w:pPr>
       <w:r>
-        <w:t xml:space="preserve">When both vectors have unit Euclidean norm (</w:t>
-      </w:r>
-      <w:r>
-        <w:t xml:space="preserve">$\mathopen{}\left\lVert\mathord{\smash[b]{\underset{\raise.3ex\hbox{$\scriptstyle\sim$}}{x}}\vphantom{x}}\right\rVert\mathclose{} = 1$</w:t>
-      </w:r>
-      <w:r>
-        <w:t xml:space="preserve"> </w:t>
-      </w:r>
-      <w:r>
-        <w:t xml:space="preserve">and</w:t>
-      </w:r>
-      <w:r>
-        <w:t xml:space="preserve"> </w:t>
-      </w:r>
-      <w:r>
-        <w:t xml:space="preserve">$\mathopen{}\left\lVert\mathord{\smash[b]{\underset{\raise.3ex\hbox{$\scriptstyle\sim$}}{y}}\vphantom{y}}\right\rVert\mathclose{} = 1$</w:t>
-      </w:r>
-      <w:r>
-        <w:t xml:space="preserve">),</w:t>
-      </w:r>
-      <w:r>
-        <w:t xml:space="preserve"> </w:t>
-      </w:r>
-      <w:r>
-        <w:t xml:space="preserve">cosine similarity equals their inner product:</w:t>
-      </w:r>
-      <w:r>
-        <w:t xml:space="preserve"> </w:t>
-      </w:r>
-      <w:r>
-        <w:t xml:space="preserve">$\operatorname{cossim}(\mathord{\smash[b]{\underset{\raise.3ex\hbox{$\scriptstyle\sim$}}{x}}\vphantom{x}}, \mathord{\smash[b]{\underset{\raise.3ex\hbox{$\scriptstyle\sim$}}{y}}\vphantom{y}}) = \mathopen{}\left\langle \mathord{\smash[b]{\underset{\raise.3ex\hbox{$\scriptstyle\sim$}}{x}}\vphantom{x}}, \mathord{\smash[b]{\underset{\raise.3ex\hbox{$\scriptstyle\sim$}}{y}}\vphantom{y}}\right\rangle\mathclose{}$</w:t>
-      </w:r>
-      <w:r>
-        <w:t xml:space="preserve">.</w:t>
-      </w:r>
-    </w:p>
-    <w:bookmarkEnd w:id="57"/>
-    <w:bookmarkStart w:id="58" w:name="cor-cosine-similarity-angle"/>
-    <w:p>
-      <w:pPr>
-        <w:pStyle w:val="BodyText"/>
-      </w:pPr>
-      <w:r>
-        <w:rPr>
-          <w:b/>
-          <w:bCs/>
-        </w:rPr>
-        <w:t xml:space="preserve">Corollary 2 (Cosine similarity is the cosine of the angle)</w:t>
-      </w:r>
-      <w:r>
-        <w:t xml:space="preserve"> </w:t>
-      </w:r>
-      <w:r>
-        <w:t xml:space="preserve">For nonzero vectors</w:t>
-      </w:r>
-      <w:r>
-        <w:t xml:space="preserve"> </w:t>
-      </w:r>
-      <w:r>
-        <w:t xml:space="preserve">$\mathord{\smash[b]{\underset{\raise.3ex\hbox{$\scriptstyle\sim$}}{x}}\vphantom{x}}, \mathord{\smash[b]{\underset{\raise.3ex\hbox{$\scriptstyle\sim$}}{y}}\vphantom{y}}\in \mathbb{R}^p$</w:t>
-      </w:r>
-      <w:r>
-        <w:t xml:space="preserve"> </w:t>
-      </w:r>
-      <w:r>
-        <w:t xml:space="preserve">with angle</w:t>
-      </w:r>
-      <w:r>
-        <w:t xml:space="preserve"> </w:t>
-      </w:r>
-      <m:oMath>
-        <m:r>
-          <m:t>θ</m:t>
-        </m:r>
-      </m:oMath>
-      <w:r>
-        <w:t xml:space="preserve"> </w:t>
-      </w:r>
-      <w:r>
-        <w:t xml:space="preserve">between them (</w:t>
+        <w:rPr>
+          <w:i/>
+          <w:iCs/>
+        </w:rPr>
+        <w:t xml:space="preserve">Remark 5</w:t>
+      </w:r>
+      <w:r>
+        <w:t xml:space="preserve"> (How the two angles relate). </w:t>
+      </w:r>
+      <w:r>
+        <w:t xml:space="preserve">For nonzero vectors in the plane,</w:t>
+      </w:r>
+      <w:r>
+        <w:t xml:space="preserve"> </w:t>
+      </w:r>
+      <w:r>
+        <w:t xml:space="preserve">$\mathord{\smash[b]{\underset{\raise.3ex\hbox{$\scriptstyle\sim$}}{x}}\vphantom{x}}, \mathord{\smash[b]{\underset{\raise.3ex\hbox{$\scriptstyle\sim$}}{y}}\vphantom{y}}$</w:t>
+      </w:r>
+      <w:r>
+        <w:t xml:space="preserve">,</w:t>
+      </w:r>
+      <w:r>
+        <w:t xml:space="preserve"> </w:t>
+      </w:r>
+      <w:r>
+        <w:t xml:space="preserve">the</w:t>
+      </w:r>
+      <w:r>
+        <w:t xml:space="preserve"> </w:t>
       </w:r>
       <w:hyperlink w:anchor="def-angle">
         <w:r>
           <w:rPr>
             <w:rStyle w:val="Hyperlink"/>
           </w:rPr>
-          <w:t xml:space="preserve">Definition 7</w:t>
+          <w:t xml:space="preserve">angle between the vectors</w:t>
         </w:r>
       </w:hyperlink>
       <w:r>
-        <w:t xml:space="preserve">),</w:t>
-      </w:r>
-    </w:p>
-    <w:p>
-      <w:pPr>
-        <w:pStyle w:val="BodyText"/>
-      </w:pPr>
-      <w:r>
-        <w:t xml:space="preserve">$$
-    \operatorname{cossim}(\mathord{\smash[b]{\underset{\raise.3ex\hbox{$\scriptstyle\sim$}}{x}}\vphantom{x}}, \mathord{\smash[b]{\underset{\raise.3ex\hbox{$\scriptstyle\sim$}}{y}}\vphantom{y}}) = \cos\theta.
-    $$</w:t>
-      </w:r>
-    </w:p>
-    <w:bookmarkEnd w:id="58"/>
-    <w:p>
-      <w:pPr>
-        <w:pStyle w:val="FirstParagraph"/>
-      </w:pPr>
-      <w:r>
-        <w:rPr>
-          <w:i/>
-          <w:iCs/>
-        </w:rPr>
-        <w:t xml:space="preserve">Proof</w:t>
-      </w:r>
-      <w:r>
-        <w:t xml:space="preserve">. </w:t>
-      </w:r>
-      <w:r>
-        <w:t xml:space="preserve">The ratio that</w:t>
-      </w:r>
-      <w:r>
-        <w:t xml:space="preserve"> </w:t>
-      </w:r>
-      <w:hyperlink w:anchor="def-angle">
+        <w:t xml:space="preserve"> </w:t>
+      </w:r>
+      <w:r>
+        <w:t xml:space="preserve">is the</w:t>
+      </w:r>
+      <w:r>
+        <w:t xml:space="preserve"> </w:t>
+      </w:r>
+      <w:hyperlink r:id="rId59">
         <w:r>
           <w:rPr>
             <w:rStyle w:val="Hyperlink"/>
           </w:rPr>
-          <w:t xml:space="preserve">Definition 7</w:t>
+          <w:t xml:space="preserve">angle on the unit circle</w:t>
         </w:r>
       </w:hyperlink>
       <w:r>
         <w:t xml:space="preserve"> </w:t>
       </w:r>
       <w:r>
-        <w:t xml:space="preserve">sets equal to</w:t>
-      </w:r>
-      <w:r>
-        <w:t xml:space="preserve"> </w:t>
-      </w:r>
-      <m:oMath>
-        <m:r>
-          <m:rPr>
-            <m:sty m:val="p"/>
-          </m:rPr>
-          <m:t>cos</m:t>
-        </m:r>
-        <m:r>
-          <m:t>θ</m:t>
-        </m:r>
-      </m:oMath>
-      <w:r>
-        <w:t xml:space="preserve"> </w:t>
-      </w:r>
-      <w:r>
-        <w:t xml:space="preserve">is the ratio that</w:t>
+        <w:t xml:space="preserve">between the points</w:t>
+      </w:r>
+      <w:r>
+        <w:t xml:space="preserve"> </w:t>
+      </w:r>
+      <w:r>
+        <w:t xml:space="preserve">$\mathord{\smash[b]{\underset{\raise.3ex\hbox{$\scriptstyle\sim$}}{x}}\vphantom{x}} / \mathopen{}\left\lVert\mathord{\smash[b]{\underset{\raise.3ex\hbox{$\scriptstyle\sim$}}{x}}\vphantom{x}}\right\rVert\mathclose{}$</w:t>
+      </w:r>
+      <w:r>
+        <w:t xml:space="preserve">,</w:t>
+      </w:r>
+      <w:r>
+        <w:t xml:space="preserve"> </w:t>
+      </w:r>
+      <w:r>
+        <w:t xml:space="preserve">$\mathord{\smash[b]{\underset{\raise.3ex\hbox{$\scriptstyle\sim$}}{y}}\vphantom{y}} / \mathopen{}\left\lVert\mathord{\smash[b]{\underset{\raise.3ex\hbox{$\scriptstyle\sim$}}{y}}\vphantom{y}}\right\rVert\mathclose{}$</w:t>
+      </w:r>
+      <w:r>
+        <w:t xml:space="preserve">.</w:t>
+      </w:r>
+      <w:r>
+        <w:t xml:space="preserve"> </w:t>
+      </w:r>
+      <w:r>
+        <w:t xml:space="preserve">The</w:t>
       </w:r>
       <w:r>
         <w:t xml:space="preserve"> </w:t>
@@ -14015,26 +14004,241 @@
           <w:rPr>
             <w:rStyle w:val="Hyperlink"/>
           </w:rPr>
-          <w:t xml:space="preserve">Definition 8</w:t>
+          <w:t xml:space="preserve">cosine similarity</w:t>
         </w:r>
       </w:hyperlink>
       <w:r>
         <w:t xml:space="preserve"> </w:t>
       </w:r>
       <w:r>
-        <w:t xml:space="preserve">defines as</w:t>
-      </w:r>
-      <w:r>
-        <w:t xml:space="preserve"> </w:t>
-      </w:r>
-      <w:r>
-        <w:t xml:space="preserve">$\operatorname{cossim}(\mathord{\smash[b]{\underset{\raise.3ex\hbox{$\scriptstyle\sim$}}{x}}\vphantom{x}}, \mathord{\smash[b]{\underset{\raise.3ex\hbox{$\scriptstyle\sim$}}{y}}\vphantom{y}})$</w:t>
-      </w:r>
+        <w:t xml:space="preserve">of the vectors</w:t>
+      </w:r>
+      <w:r>
+        <w:t xml:space="preserve"> </w:t>
+      </w:r>
+      <w:r>
+        <w:t xml:space="preserve">is the</w:t>
+      </w:r>
+      <w:r>
+        <w:t xml:space="preserve"> </w:t>
+      </w:r>
+      <w:hyperlink r:id="rId60">
+        <w:r>
+          <w:rPr>
+            <w:rStyle w:val="Hyperlink"/>
+          </w:rPr>
+          <w:t xml:space="preserve">dot product</w:t>
+        </w:r>
+      </w:hyperlink>
+      <w:r>
+        <w:t xml:space="preserve"> </w:t>
+      </w:r>
+      <w:r>
+        <w:t xml:space="preserve">of these points.</w:t>
+      </w:r>
+      <w:r>
+        <w:t xml:space="preserve"> </w:t>
+      </w:r>
+      <w:r>
+        <w:t xml:space="preserve">Rotating the plane puts the first point at</w:t>
+      </w:r>
+      <w:r>
+        <w:t xml:space="preserve"> </w:t>
+      </w:r>
+      <m:oMath>
+        <m:r>
+          <m:rPr>
+            <m:sty m:val="p"/>
+          </m:rPr>
+          <m:t>(</m:t>
+        </m:r>
+        <m:r>
+          <m:t>1</m:t>
+        </m:r>
+        <m:r>
+          <m:rPr>
+            <m:sty m:val="p"/>
+          </m:rPr>
+          <m:t>,</m:t>
+        </m:r>
+        <m:r>
+          <m:t>0</m:t>
+        </m:r>
+        <m:r>
+          <m:rPr>
+            <m:sty m:val="p"/>
+          </m:rPr>
+          <m:t>)</m:t>
+        </m:r>
+      </m:oMath>
+      <w:r>
+        <w:t xml:space="preserve">,</w:t>
+      </w:r>
+      <w:r>
+        <w:t xml:space="preserve"> </w:t>
+      </w:r>
+      <w:r>
+        <w:t xml:space="preserve">with no change to the distance between the points along the circle or to their dot product.</w:t>
+      </w:r>
+      <w:r>
+        <w:t xml:space="preserve"> </w:t>
+      </w:r>
+      <w:r>
+        <w:t xml:space="preserve">For the angle on the unit circle,</w:t>
+      </w:r>
+      <w:r>
+        <w:t xml:space="preserve"> </w:t>
+      </w:r>
+      <m:oMath>
+        <m:r>
+          <m:t>θ</m:t>
+        </m:r>
+      </m:oMath>
+      <w:r>
+        <w:t xml:space="preserve">, the second point is then</w:t>
+      </w:r>
+      <w:r>
+        <w:t xml:space="preserve"> </w:t>
+      </w:r>
+      <m:oMath>
+        <m:r>
+          <m:rPr>
+            <m:sty m:val="p"/>
+          </m:rPr>
+          <m:t>(</m:t>
+        </m:r>
+        <m:r>
+          <m:rPr>
+            <m:sty m:val="p"/>
+          </m:rPr>
+          <m:t>cos</m:t>
+        </m:r>
+        <m:r>
+          <m:t>θ</m:t>
+        </m:r>
+        <m:r>
+          <m:rPr>
+            <m:sty m:val="p"/>
+          </m:rPr>
+          <m:t>,</m:t>
+        </m:r>
+        <m:r>
+          <m:rPr>
+            <m:sty m:val="p"/>
+          </m:rPr>
+          <m:t>±</m:t>
+        </m:r>
+        <m:r>
+          <m:rPr>
+            <m:sty m:val="p"/>
+          </m:rPr>
+          <m:t>sin</m:t>
+        </m:r>
+        <m:r>
+          <m:t>θ</m:t>
+        </m:r>
+        <m:r>
+          <m:rPr>
+            <m:sty m:val="p"/>
+          </m:rPr>
+          <m:t>)</m:t>
+        </m:r>
+      </m:oMath>
+      <w:r>
+        <w:t xml:space="preserve">,</w:t>
+      </w:r>
+      <w:r>
+        <w:t xml:space="preserve"> </w:t>
+      </w:r>
+      <w:r>
+        <w:t xml:space="preserve">so the dot product of the points is</w:t>
+      </w:r>
+      <w:r>
+        <w:t xml:space="preserve"> </w:t>
+      </w:r>
+      <m:oMath>
+        <m:r>
+          <m:rPr>
+            <m:sty m:val="p"/>
+          </m:rPr>
+          <m:t>cos</m:t>
+        </m:r>
+        <m:r>
+          <m:t>θ</m:t>
+        </m:r>
+      </m:oMath>
       <w:r>
         <w:t xml:space="preserve">.</w:t>
       </w:r>
-    </w:p>
-    <w:bookmarkStart w:id="59" w:name="X64c41f557e7f698c947bb0d906d626137043d1e"/>
+      <w:r>
+        <w:t xml:space="preserve"> </w:t>
+      </w:r>
+      <w:r>
+        <w:t xml:space="preserve">Applying</w:t>
+      </w:r>
+      <w:r>
+        <w:t xml:space="preserve"> </w:t>
+      </w:r>
+      <m:oMath>
+        <m:r>
+          <m:rPr>
+            <m:sty m:val="p"/>
+          </m:rPr>
+          <m:t>arccos</m:t>
+        </m:r>
+      </m:oMath>
+      <w:r>
+        <w:t xml:space="preserve"> </w:t>
+      </w:r>
+      <w:r>
+        <w:t xml:space="preserve">to it returns</w:t>
+      </w:r>
+      <w:r>
+        <w:t xml:space="preserve"> </w:t>
+      </w:r>
+      <m:oMath>
+        <m:r>
+          <m:t>θ</m:t>
+        </m:r>
+      </m:oMath>
+      <w:r>
+        <w:t xml:space="preserve">, which lies in</w:t>
+      </w:r>
+      <w:r>
+        <w:t xml:space="preserve"> </w:t>
+      </w:r>
+      <m:oMath>
+        <m:r>
+          <m:rPr>
+            <m:sty m:val="p"/>
+          </m:rPr>
+          <m:t>[</m:t>
+        </m:r>
+        <m:r>
+          <m:t>0</m:t>
+        </m:r>
+        <m:r>
+          <m:rPr>
+            <m:sty m:val="p"/>
+          </m:rPr>
+          <m:t>,</m:t>
+        </m:r>
+        <m:r>
+          <m:t>π</m:t>
+        </m:r>
+        <m:r>
+          <m:rPr>
+            <m:sty m:val="p"/>
+          </m:rPr>
+          <m:t>]</m:t>
+        </m:r>
+      </m:oMath>
+      <w:r>
+        <w:t xml:space="preserve">.</w:t>
+      </w:r>
+    </w:p>
+    <w:bookmarkEnd w:id="61"/>
+    <w:bookmarkStart w:id="62" w:name="X64c41f557e7f698c947bb0d906d626137043d1e"/>
     <w:p>
       <w:pPr>
         <w:pStyle w:val="BodyText"/>
@@ -14165,8 +14369,8 @@
     $$</w:t>
       </w:r>
     </w:p>
-    <w:bookmarkEnd w:id="59"/>
-    <w:bookmarkStart w:id="60" w:name="cor-cosine-similarity-unit-vectors"/>
+    <w:bookmarkEnd w:id="62"/>
+    <w:bookmarkStart w:id="63" w:name="cor-cosine-similarity-unit-vectors"/>
     <w:p>
       <w:pPr>
         <w:pStyle w:val="FirstParagraph"/>
@@ -14176,7 +14380,7 @@
           <w:b/>
           <w:bCs/>
         </w:rPr>
-        <w:t xml:space="preserve">Corollary 3 (Cosine similarity of unit vectors is their inner product)</w:t>
+        <w:t xml:space="preserve">Corollary 2 (Cosine similarity of unit vectors is their inner product)</w:t>
       </w:r>
       <w:r>
         <w:t xml:space="preserve"> </w:t>
@@ -14245,7 +14449,7 @@
     $$</w:t>
       </w:r>
     </w:p>
-    <w:bookmarkEnd w:id="60"/>
+    <w:bookmarkEnd w:id="63"/>
     <w:p>
       <w:pPr>
         <w:pStyle w:val="FirstParagraph"/>
@@ -14302,7 +14506,7 @@
     $$</w:t>
       </w:r>
     </w:p>
-    <w:bookmarkStart w:id="62" w:name="thm-pearson-cosine-centered"/>
+    <w:bookmarkStart w:id="65" w:name="thm-pearson-cosine-centered"/>
     <w:p>
       <w:pPr>
         <w:pStyle w:val="FirstParagraph"/>
@@ -14556,7 +14760,7 @@
       <w:r>
         <w:t xml:space="preserve"> </w:t>
       </w:r>
-      <w:hyperlink r:id="rId61">
+      <w:hyperlink r:id="rId64">
         <w:r>
           <w:rPr>
             <w:rStyle w:val="Hyperlink"/>
@@ -14650,7 +14854,7 @@
           <w:rPr>
             <w:rStyle w:val="Hyperlink"/>
           </w:rPr>
-          <w:t xml:space="preserve">Definition 8</w:t>
+          <w:t xml:space="preserve">Definition 7</w:t>
         </w:r>
       </w:hyperlink>
       <w:r>
@@ -14667,7 +14871,7 @@
     $$</w:t>
       </w:r>
     </w:p>
-    <w:bookmarkEnd w:id="62"/>
+    <w:bookmarkEnd w:id="65"/>
     <w:p>
       <w:pPr>
         <w:pStyle w:val="FirstParagraph"/>
@@ -14885,7 +15089,7 @@
         <w:t xml:space="preserve">.</w:t>
       </w:r>
     </w:p>
-    <w:bookmarkStart w:id="63" w:name="exm-pearson-cosine-centered"/>
+    <w:bookmarkStart w:id="66" w:name="exm-pearson-cosine-centered"/>
     <w:p>
       <w:pPr>
         <w:pStyle w:val="BodyText"/>
@@ -15095,9 +15299,508 @@
         <w:t xml:space="preserve">mostly because both vectors have positive entries and the same mean, not because they move together.</w:t>
       </w:r>
     </w:p>
-    <w:bookmarkEnd w:id="63"/>
-    <w:bookmarkEnd w:id="64"/>
-    <w:bookmarkStart w:id="96" w:name="sec-gram-schmidt"/>
+    <w:bookmarkEnd w:id="66"/>
+    <w:bookmarkStart w:id="67" w:name="cor-pearson-angle"/>
+    <w:p>
+      <w:pPr>
+        <w:pStyle w:val="BodyText"/>
+      </w:pPr>
+      <w:r>
+        <w:rPr>
+          <w:b/>
+          <w:bCs/>
+        </w:rPr>
+        <w:t xml:space="preserve">Corollary 3 (Pearson correlation is the cosine of the angle between the centered vectors)</w:t>
+      </w:r>
+      <w:r>
+        <w:t xml:space="preserve"> </w:t>
+      </w:r>
+      <w:r>
+        <w:t xml:space="preserve">For the two data vectors</w:t>
+      </w:r>
+      <w:r>
+        <w:t xml:space="preserve"> </w:t>
+      </w:r>
+      <w:r>
+        <w:t xml:space="preserve">$\mathord{\smash[b]{\underset{\raise.3ex\hbox{$\scriptstyle\sim$}}{x}}\vphantom{x}}, \mathord{\smash[b]{\underset{\raise.3ex\hbox{$\scriptstyle\sim$}}{y}}\vphantom{y}}\in \mathbb{R}^n$</w:t>
+      </w:r>
+      <w:r>
+        <w:t xml:space="preserve"> </w:t>
+      </w:r>
+      <w:r>
+        <w:t xml:space="preserve">of</w:t>
+      </w:r>
+      <w:r>
+        <w:t xml:space="preserve"> </w:t>
+      </w:r>
+      <w:hyperlink w:anchor="thm-pearson-cosine-centered">
+        <w:r>
+          <w:rPr>
+            <w:rStyle w:val="Hyperlink"/>
+          </w:rPr>
+          <w:t xml:space="preserve">Theorem 6</w:t>
+        </w:r>
+      </w:hyperlink>
+      <w:r>
+        <w:t xml:space="preserve">,</w:t>
+      </w:r>
+      <w:r>
+        <w:t xml:space="preserve"> </w:t>
+      </w:r>
+      <w:r>
+        <w:t xml:space="preserve">the centered vectors</w:t>
+      </w:r>
+      <w:r>
+        <w:t xml:space="preserve"> </w:t>
+      </w:r>
+      <w:r>
+        <w:t xml:space="preserve">${\mathord{\smash[b]{\underset{\raise.3ex\hbox{$\scriptstyle\sim$}}{x}}\vphantom{x}}}^{\mathrm{c}}$</w:t>
+      </w:r>
+      <w:r>
+        <w:t xml:space="preserve">,</w:t>
+      </w:r>
+      <w:r>
+        <w:t xml:space="preserve"> </w:t>
+      </w:r>
+      <w:r>
+        <w:t xml:space="preserve">${\mathord{\smash[b]{\underset{\raise.3ex\hbox{$\scriptstyle\sim$}}{y}}\vphantom{y}}}^{\mathrm{c}}$</w:t>
+      </w:r>
+      <w:r>
+        <w:t xml:space="preserve"> </w:t>
+      </w:r>
+      <w:r>
+        <w:t xml:space="preserve">are nonzero,</w:t>
+      </w:r>
+      <w:r>
+        <w:t xml:space="preserve"> </w:t>
+      </w:r>
+      <w:r>
+        <w:t xml:space="preserve">so they have an</w:t>
+      </w:r>
+      <w:r>
+        <w:t xml:space="preserve"> </w:t>
+      </w:r>
+      <w:hyperlink w:anchor="def-angle">
+        <w:r>
+          <w:rPr>
+            <w:rStyle w:val="Hyperlink"/>
+          </w:rPr>
+          <w:t xml:space="preserve">angle</w:t>
+        </w:r>
+      </w:hyperlink>
+      <w:r>
+        <w:t xml:space="preserve"> </w:t>
+      </w:r>
+      <m:oMath>
+        <m:r>
+          <m:t>θ</m:t>
+        </m:r>
+      </m:oMath>
+      <w:r>
+        <w:t xml:space="preserve">.</w:t>
+      </w:r>
+      <w:r>
+        <w:t xml:space="preserve"> </w:t>
+      </w:r>
+      <w:r>
+        <w:t xml:space="preserve">The</w:t>
+      </w:r>
+      <w:r>
+        <w:t xml:space="preserve"> </w:t>
+      </w:r>
+      <w:hyperlink r:id="rId64">
+        <w:r>
+          <w:rPr>
+            <w:rStyle w:val="Hyperlink"/>
+          </w:rPr>
+          <w:t xml:space="preserve">Pearson correlation coefficient</w:t>
+        </w:r>
+      </w:hyperlink>
+      <w:r>
+        <w:t xml:space="preserve"> </w:t>
+      </w:r>
+      <m:oMath>
+        <m:r>
+          <m:t>r</m:t>
+        </m:r>
+      </m:oMath>
+      <w:r>
+        <w:t xml:space="preserve"> </w:t>
+      </w:r>
+      <w:r>
+        <w:t xml:space="preserve">satisfies</w:t>
+      </w:r>
+    </w:p>
+    <w:p>
+      <w:pPr>
+        <w:pStyle w:val="BodyText"/>
+      </w:pPr>
+      <m:oMathPara>
+        <m:oMathParaPr>
+          <m:jc m:val="center"/>
+        </m:oMathParaPr>
+        <m:oMath>
+          <m:r>
+            <m:t>r</m:t>
+          </m:r>
+          <m:r>
+            <m:rPr>
+              <m:sty m:val="p"/>
+            </m:rPr>
+            <m:t>=</m:t>
+          </m:r>
+          <m:r>
+            <m:rPr>
+              <m:sty m:val="p"/>
+            </m:rPr>
+            <m:t>cos</m:t>
+          </m:r>
+          <m:r>
+            <m:t>θ</m:t>
+          </m:r>
+          <m:r>
+            <m:rPr>
+              <m:sty m:val="p"/>
+            </m:rPr>
+            <m:t>.</m:t>
+          </m:r>
+        </m:oMath>
+      </m:oMathPara>
+    </w:p>
+    <w:bookmarkEnd w:id="67"/>
+    <w:p>
+      <w:pPr>
+        <w:pStyle w:val="FirstParagraph"/>
+      </w:pPr>
+      <w:r>
+        <w:rPr>
+          <w:i/>
+          <w:iCs/>
+        </w:rPr>
+        <w:t xml:space="preserve">Proof</w:t>
+      </w:r>
+      <w:r>
+        <w:t xml:space="preserve">. </w:t>
+      </w:r>
+      <w:r>
+        <w:t xml:space="preserve">By</w:t>
+      </w:r>
+      <w:r>
+        <w:t xml:space="preserve"> </w:t>
+      </w:r>
+      <w:hyperlink w:anchor="thm-pearson-cosine-centered">
+        <w:r>
+          <w:rPr>
+            <w:rStyle w:val="Hyperlink"/>
+          </w:rPr>
+          <w:t xml:space="preserve">Theorem 6</w:t>
+        </w:r>
+      </w:hyperlink>
+      <w:r>
+        <w:t xml:space="preserve">,</w:t>
+      </w:r>
+      <w:r>
+        <w:t xml:space="preserve"> </w:t>
+      </w:r>
+      <w:r>
+        <w:t xml:space="preserve">$r = \operatorname{cossim}({\mathord{\smash[b]{\underset{\raise.3ex\hbox{$\scriptstyle\sim$}}{x}}\vphantom{x}}}^{\mathrm{c}}, {\mathord{\smash[b]{\underset{\raise.3ex\hbox{$\scriptstyle\sim$}}{y}}\vphantom{y}}}^{\mathrm{c}})$</w:t>
+      </w:r>
+      <w:r>
+        <w:t xml:space="preserve">.</w:t>
+      </w:r>
+      <w:r>
+        <w:t xml:space="preserve"> </w:t>
+      </w:r>
+      <w:r>
+        <w:t xml:space="preserve">By</w:t>
+      </w:r>
+      <w:r>
+        <w:t xml:space="preserve"> </w:t>
+      </w:r>
+      <w:hyperlink w:anchor="def-angle">
+        <w:r>
+          <w:rPr>
+            <w:rStyle w:val="Hyperlink"/>
+          </w:rPr>
+          <w:t xml:space="preserve">Definition 8</w:t>
+        </w:r>
+      </w:hyperlink>
+      <w:r>
+        <w:t xml:space="preserve">,</w:t>
+      </w:r>
+      <w:r>
+        <w:t xml:space="preserve"> </w:t>
+      </w:r>
+      <w:r>
+        <w:t xml:space="preserve">$\theta= \arccos\mathopen{}\left(\operatorname{cossim}({\mathord{\smash[b]{\underset{\raise.3ex\hbox{$\scriptstyle\sim$}}{x}}\vphantom{x}}}^{\mathrm{c}}, {\mathord{\smash[b]{\underset{\raise.3ex\hbox{$\scriptstyle\sim$}}{y}}\vphantom{y}}}^{\mathrm{c}})\right)\mathclose{}$</w:t>
+      </w:r>
+      <w:r>
+        <w:t xml:space="preserve">,</w:t>
+      </w:r>
+      <w:r>
+        <w:t xml:space="preserve"> </w:t>
+      </w:r>
+      <w:r>
+        <w:t xml:space="preserve">so</w:t>
+      </w:r>
+      <w:r>
+        <w:t xml:space="preserve"> </w:t>
+      </w:r>
+      <w:r>
+        <w:t xml:space="preserve">$\cos\theta= \operatorname{cossim}({\mathord{\smash[b]{\underset{\raise.3ex\hbox{$\scriptstyle\sim$}}{x}}\vphantom{x}}}^{\mathrm{c}}, {\mathord{\smash[b]{\underset{\raise.3ex\hbox{$\scriptstyle\sim$}}{y}}\vphantom{y}}}^{\mathrm{c}})$</w:t>
+      </w:r>
+      <w:r>
+        <w:t xml:space="preserve"> </w:t>
+      </w:r>
+      <w:r>
+        <w:t xml:space="preserve">(</w:t>
+      </w:r>
+      <w:hyperlink w:anchor="rem-angle-well-defined">
+        <w:r>
+          <w:rPr>
+            <w:rStyle w:val="Hyperlink"/>
+          </w:rPr>
+          <w:t xml:space="preserve">Remark 4</w:t>
+        </w:r>
+      </w:hyperlink>
+      <w:r>
+        <w:t xml:space="preserve">).</w:t>
+      </w:r>
+    </w:p>
+    <w:bookmarkStart w:id="68" w:name="exm-pearson-angle"/>
+    <w:p>
+      <w:pPr>
+        <w:pStyle w:val="BodyText"/>
+      </w:pPr>
+      <w:r>
+        <w:rPr>
+          <w:b/>
+          <w:bCs/>
+        </w:rPr>
+        <w:t xml:space="preserve">Example 16 (A correlation of one half is an angle of sixty degrees)</w:t>
+      </w:r>
+      <w:r>
+        <w:t xml:space="preserve"> </w:t>
+      </w:r>
+      <w:r>
+        <w:t xml:space="preserve">In</w:t>
+      </w:r>
+      <w:r>
+        <w:t xml:space="preserve"> </w:t>
+      </w:r>
+      <w:hyperlink w:anchor="exm-pearson-cosine-centered">
+        <w:r>
+          <w:rPr>
+            <w:rStyle w:val="Hyperlink"/>
+          </w:rPr>
+          <w:t xml:space="preserve">Example 15</w:t>
+        </w:r>
+      </w:hyperlink>
+      <w:r>
+        <w:t xml:space="preserve">, the correlation is</w:t>
+      </w:r>
+      <w:r>
+        <w:t xml:space="preserve"> </w:t>
+      </w:r>
+      <m:oMath>
+        <m:r>
+          <m:t>r</m:t>
+        </m:r>
+        <m:r>
+          <m:rPr>
+            <m:sty m:val="p"/>
+          </m:rPr>
+          <m:t>=</m:t>
+        </m:r>
+        <m:r>
+          <m:t>1</m:t>
+        </m:r>
+        <m:r>
+          <m:rPr>
+            <m:sty m:val="p"/>
+          </m:rPr>
+          <m:t>/</m:t>
+        </m:r>
+        <m:r>
+          <m:t>2</m:t>
+        </m:r>
+      </m:oMath>
+      <w:r>
+        <w:t xml:space="preserve">, for the data vectors</w:t>
+      </w:r>
+      <w:r>
+        <w:t xml:space="preserve"> </w:t>
+      </w:r>
+      <w:r>
+        <w:t xml:space="preserve">$\mathord{\smash[b]{\underset{\raise.3ex\hbox{$\scriptstyle\sim$}}{x}}\vphantom{x}}= (1, 2, 3)$</w:t>
+      </w:r>
+      <w:r>
+        <w:t xml:space="preserve">,</w:t>
+      </w:r>
+      <w:r>
+        <w:t xml:space="preserve"> </w:t>
+      </w:r>
+      <w:r>
+        <w:t xml:space="preserve">$\mathord{\smash[b]{\underset{\raise.3ex\hbox{$\scriptstyle\sim$}}{y}}\vphantom{y}}= (1, 3, 2)$</w:t>
+      </w:r>
+      <w:r>
+        <w:t xml:space="preserve">.</w:t>
+      </w:r>
+      <w:r>
+        <w:t xml:space="preserve"> </w:t>
+      </w:r>
+      <w:r>
+        <w:t xml:space="preserve">By</w:t>
+      </w:r>
+      <w:r>
+        <w:t xml:space="preserve"> </w:t>
+      </w:r>
+      <w:hyperlink w:anchor="cor-pearson-angle">
+        <w:r>
+          <w:rPr>
+            <w:rStyle w:val="Hyperlink"/>
+          </w:rPr>
+          <w:t xml:space="preserve">Corollary 3</w:t>
+        </w:r>
+      </w:hyperlink>
+      <w:r>
+        <w:t xml:space="preserve">, the</w:t>
+      </w:r>
+      <w:r>
+        <w:t xml:space="preserve"> </w:t>
+      </w:r>
+      <w:hyperlink w:anchor="def-angle">
+        <w:r>
+          <w:rPr>
+            <w:rStyle w:val="Hyperlink"/>
+          </w:rPr>
+          <w:t xml:space="preserve">angle</w:t>
+        </w:r>
+      </w:hyperlink>
+      <w:r>
+        <w:t xml:space="preserve"> </w:t>
+      </w:r>
+      <m:oMath>
+        <m:r>
+          <m:t>θ</m:t>
+        </m:r>
+      </m:oMath>
+      <w:r>
+        <w:t xml:space="preserve"> </w:t>
+      </w:r>
+      <w:r>
+        <w:t xml:space="preserve">between the centered vectors</w:t>
+      </w:r>
+      <w:r>
+        <w:t xml:space="preserve"> </w:t>
+      </w:r>
+      <w:r>
+        <w:t xml:space="preserve">${\mathord{\smash[b]{\underset{\raise.3ex\hbox{$\scriptstyle\sim$}}{x}}\vphantom{x}}}^{\mathrm{c}} = (-1, 0, 1)$</w:t>
+      </w:r>
+      <w:r>
+        <w:t xml:space="preserve">,</w:t>
+      </w:r>
+      <w:r>
+        <w:t xml:space="preserve"> </w:t>
+      </w:r>
+      <w:r>
+        <w:t xml:space="preserve">${\mathord{\smash[b]{\underset{\raise.3ex\hbox{$\scriptstyle\sim$}}{y}}\vphantom{y}}}^{\mathrm{c}} = (-1, 1, 0)$</w:t>
+      </w:r>
+      <w:r>
+        <w:t xml:space="preserve"> </w:t>
+      </w:r>
+      <w:r>
+        <w:t xml:space="preserve">satisfies</w:t>
+      </w:r>
+    </w:p>
+    <w:p>
+      <w:pPr>
+        <w:pStyle w:val="BodyText"/>
+      </w:pPr>
+      <m:oMathPara>
+        <m:oMathParaPr>
+          <m:jc m:val="center"/>
+        </m:oMathParaPr>
+        <m:oMath>
+          <m:r>
+            <m:rPr>
+              <m:sty m:val="p"/>
+            </m:rPr>
+            <m:t>cos</m:t>
+          </m:r>
+          <m:r>
+            <m:t>θ</m:t>
+          </m:r>
+          <m:r>
+            <m:rPr>
+              <m:sty m:val="p"/>
+            </m:rPr>
+            <m:t>=</m:t>
+          </m:r>
+          <m:f>
+            <m:fPr>
+              <m:type m:val="bar"/>
+            </m:fPr>
+            <m:num>
+              <m:r>
+                <m:t>1</m:t>
+              </m:r>
+            </m:num>
+            <m:den>
+              <m:r>
+                <m:t>2</m:t>
+              </m:r>
+            </m:den>
+          </m:f>
+          <m:r>
+            <m:rPr>
+              <m:sty m:val="p"/>
+            </m:rPr>
+            <m:t>,</m:t>
+          </m:r>
+        </m:oMath>
+      </m:oMathPara>
+    </w:p>
+    <w:p>
+      <w:pPr>
+        <w:pStyle w:val="FirstParagraph"/>
+      </w:pPr>
+      <w:r>
+        <w:t xml:space="preserve">so the angle is</w:t>
+      </w:r>
+      <w:r>
+        <w:t xml:space="preserve"> </w:t>
+      </w:r>
+      <m:oMath>
+        <m:r>
+          <m:t>θ</m:t>
+        </m:r>
+        <m:r>
+          <m:rPr>
+            <m:sty m:val="p"/>
+          </m:rPr>
+          <m:t>=</m:t>
+        </m:r>
+        <m:r>
+          <m:t>π</m:t>
+        </m:r>
+        <m:r>
+          <m:rPr>
+            <m:sty m:val="p"/>
+          </m:rPr>
+          <m:t>/</m:t>
+        </m:r>
+        <m:r>
+          <m:t>3</m:t>
+        </m:r>
+      </m:oMath>
+      <w:r>
+        <w:t xml:space="preserve">.</w:t>
+      </w:r>
+    </w:p>
+    <w:bookmarkEnd w:id="68"/>
+    <w:bookmarkEnd w:id="69"/>
+    <w:bookmarkStart w:id="101" w:name="sec-gram-schmidt"/>
     <w:p>
       <w:pPr>
         <w:pStyle w:val="Heading2"/>
@@ -15147,12 +15850,12 @@
                 <wp:inline>
                   <wp:extent cx="152400" cy="152400"/>
                   <wp:effectExtent b="0" l="0" r="0" t="0"/>
-                  <wp:docPr descr="" title="" id="65" name="Picture"/>
+                  <wp:docPr descr="" title="" id="70" name="Picture"/>
                   <a:graphic>
                     <a:graphicData uri="http://schemas.openxmlformats.org/drawingml/2006/picture">
                       <pic:pic>
                         <pic:nvPicPr>
-                          <pic:cNvPr descr="/opt/quarto/share/formats/docx/note.png" id="66" name="Picture"/>
+                          <pic:cNvPr descr="/opt/quarto/share/formats/docx/note.png" id="71" name="Picture"/>
                           <pic:cNvPicPr>
                             <a:picLocks noChangeArrowheads="1" noChangeAspect="1"/>
                           </pic:cNvPicPr>
@@ -15283,7 +15986,7 @@
         </w:tc>
       </w:tr>
     </w:tbl>
-    <w:bookmarkStart w:id="67" w:name="thm-dot-linear-sum"/>
+    <w:bookmarkStart w:id="72" w:name="thm-dot-linear-sum"/>
     <w:p>
       <w:pPr>
         <w:pStyle w:val="BodyText"/>
@@ -15395,7 +16098,7 @@
     $$</w:t>
       </w:r>
     </w:p>
-    <w:bookmarkEnd w:id="67"/>
+    <w:bookmarkEnd w:id="72"/>
     <w:p>
       <w:pPr>
         <w:pStyle w:val="FirstParagraph"/>
@@ -15492,7 +16195,7 @@
     $$</w:t>
       </w:r>
     </w:p>
-    <w:bookmarkStart w:id="68" w:name="exm-dot-linear-sum"/>
+    <w:bookmarkStart w:id="73" w:name="exm-dot-linear-sum"/>
     <w:p>
       <w:pPr>
         <w:pStyle w:val="FirstParagraph"/>
@@ -15502,7 +16205,7 @@
           <w:b/>
           <w:bCs/>
         </w:rPr>
-        <w:t xml:space="preserve">Example 16 (Dotting with a combination of three vectors)</w:t>
+        <w:t xml:space="preserve">Example 17 (Dotting with a combination of three vectors)</w:t>
       </w:r>
       <w:r>
         <w:t xml:space="preserve"> </w:t>
@@ -15805,8 +16508,8 @@
         <w:t xml:space="preserve">, the same number.</w:t>
       </w:r>
     </w:p>
-    <w:bookmarkEnd w:id="68"/>
-    <w:bookmarkStart w:id="70" w:name="thm-orthonormal-independent"/>
+    <w:bookmarkEnd w:id="73"/>
+    <w:bookmarkStart w:id="75" w:name="thm-orthonormal-independent"/>
     <w:p>
       <w:pPr>
         <w:pStyle w:val="BodyText"/>
@@ -15836,7 +16539,7 @@
       <w:r>
         <w:t xml:space="preserve">are orthonormal (</w:t>
       </w:r>
-      <w:hyperlink r:id="rId69">
+      <w:hyperlink r:id="rId74">
         <w:r>
           <w:rPr>
             <w:rStyle w:val="Hyperlink"/>
@@ -15865,7 +16568,7 @@
         <w:t xml:space="preserve">).</w:t>
       </w:r>
     </w:p>
-    <w:bookmarkEnd w:id="70"/>
+    <w:bookmarkEnd w:id="75"/>
     <w:p>
       <w:pPr>
         <w:pStyle w:val="BodyText"/>
@@ -15890,13 +16593,13 @@
         <w:t xml:space="preserve">$\sum_{j=1}^{k} c_j \mathord{\smash[b]{\underset{\raise.3ex\hbox{$\scriptstyle\sim$}}{q}}\vphantom{q}}_j = \mathord{\smash[b]{\underset{\raise.3ex\hbox{$\scriptstyle\sim$}}{0}}\vphantom{0}}$</w:t>
       </w:r>
       <w:r>
-        <w:t xml:space="preserve">,</w:t>
-      </w:r>
-      <w:r>
-        <w:t xml:space="preserve"> </w:t>
-      </w:r>
-      <w:r>
-        <w:t xml:space="preserve">and fix any</w:t>
+        <w:t xml:space="preserve">.</w:t>
+      </w:r>
+      <w:r>
+        <w:t xml:space="preserve"> </w:t>
+      </w:r>
+      <w:r>
+        <w:t xml:space="preserve">Take any</w:t>
       </w:r>
       <w:r>
         <w:t xml:space="preserve"> </w:t>
@@ -15905,37 +16608,61 @@
         <m:r>
           <m:t>i</m:t>
         </m:r>
-      </m:oMath>
-      <w:r>
-        <w:t xml:space="preserve"> </w:t>
-      </w:r>
-      <w:r>
-        <w:t xml:space="preserve">between</w:t>
-      </w:r>
-      <w:r>
-        <w:t xml:space="preserve"> </w:t>
-      </w:r>
-      <m:oMath>
-        <m:r>
-          <m:t>1</m:t>
-        </m:r>
-      </m:oMath>
-      <w:r>
-        <w:t xml:space="preserve"> </w:t>
-      </w:r>
-      <w:r>
-        <w:t xml:space="preserve">and</w:t>
-      </w:r>
-      <w:r>
-        <w:t xml:space="preserve"> </w:t>
-      </w:r>
-      <m:oMath>
-        <m:r>
-          <m:t>k</m:t>
-        </m:r>
-      </m:oMath>
-      <w:r>
-        <w:t xml:space="preserve">. Then</w:t>
+        <m:r>
+          <m:rPr>
+            <m:sty m:val="p"/>
+          </m:rPr>
+          <m:t>∈</m:t>
+        </m:r>
+        <m:r>
+          <m:t>​</m:t>
+        </m:r>
+        <m:d>
+          <m:dPr>
+            <m:begChr m:val="{"/>
+            <m:sepChr m:val=""/>
+            <m:endChr m:val="}"/>
+            <m:grow/>
+          </m:dPr>
+          <m:e>
+            <m:r>
+              <m:t>1</m:t>
+            </m:r>
+            <m:r>
+              <m:rPr>
+                <m:sty m:val="p"/>
+              </m:rPr>
+              <m:t>,</m:t>
+            </m:r>
+            <m:r>
+              <m:rPr>
+                <m:sty m:val="p"/>
+              </m:rPr>
+              <m:t>…</m:t>
+            </m:r>
+            <m:r>
+              <m:rPr>
+                <m:sty m:val="p"/>
+              </m:rPr>
+              <m:t>,</m:t>
+            </m:r>
+            <m:r>
+              <m:t>k</m:t>
+            </m:r>
+          </m:e>
+        </m:d>
+        <m:r>
+          <m:t>​</m:t>
+        </m:r>
+      </m:oMath>
+      <w:r>
+        <w:t xml:space="preserve">.</w:t>
+      </w:r>
+      <w:r>
+        <w:t xml:space="preserve"> </w:t>
+      </w:r>
+      <w:r>
+        <w:t xml:space="preserve">Then</w:t>
       </w:r>
     </w:p>
     <w:p>
@@ -15998,7 +16725,7 @@
         <w:t xml:space="preserve">.</w:t>
       </w:r>
     </w:p>
-    <w:bookmarkStart w:id="71" w:name="exm-orthonormal-independent"/>
+    <w:bookmarkStart w:id="76" w:name="exm-orthonormal-independent"/>
     <w:p>
       <w:pPr>
         <w:pStyle w:val="BodyText"/>
@@ -16008,7 +16735,7 @@
           <w:b/>
           <w:bCs/>
         </w:rPr>
-        <w:t xml:space="preserve">Example 17 (Three orthonormal vectors in</w:t>
+        <w:t xml:space="preserve">Example 18 (Three orthonormal vectors in</w:t>
       </w:r>
       <w:r>
         <w:rPr>
@@ -16614,8 +17341,8 @@
         <w:t xml:space="preserve">.</w:t>
       </w:r>
     </w:p>
-    <w:bookmarkEnd w:id="71"/>
-    <w:bookmarkStart w:id="73" w:name="def-orthonormal-basis"/>
+    <w:bookmarkEnd w:id="76"/>
+    <w:bookmarkStart w:id="78" w:name="def-orthonormal-basis"/>
     <w:p>
       <w:pPr>
         <w:pStyle w:val="BodyText"/>
@@ -16718,7 +17445,7 @@
       <w:r>
         <w:t xml:space="preserve">(</w:t>
       </w:r>
-      <w:hyperlink r:id="rId72">
+      <w:hyperlink r:id="rId77">
         <w:r>
           <w:rPr>
             <w:rStyle w:val="Hyperlink"/>
@@ -16735,7 +17462,7 @@
       <w:r>
         <w:t xml:space="preserve">whose vectors are orthonormal (</w:t>
       </w:r>
-      <w:hyperlink r:id="rId69">
+      <w:hyperlink r:id="rId74">
         <w:r>
           <w:rPr>
             <w:rStyle w:val="Hyperlink"/>
@@ -16747,8 +17474,8 @@
         <w:t xml:space="preserve">).</w:t>
       </w:r>
     </w:p>
-    <w:bookmarkEnd w:id="73"/>
-    <w:bookmarkStart w:id="77" w:name="exm-orthonormal-basis"/>
+    <w:bookmarkEnd w:id="78"/>
+    <w:bookmarkStart w:id="82" w:name="exm-orthonormal-basis"/>
     <w:p>
       <w:pPr>
         <w:pStyle w:val="BodyText"/>
@@ -16758,7 +17485,7 @@
           <w:b/>
           <w:bCs/>
         </w:rPr>
-        <w:t xml:space="preserve">Example 18 (Orthonormal bases of</w:t>
+        <w:t xml:space="preserve">Example 19 (Orthonormal bases of</w:t>
       </w:r>
       <w:r>
         <w:rPr>
@@ -16861,7 +17588,7 @@
       <w:r>
         <w:t xml:space="preserve">(</w:t>
       </w:r>
-      <w:hyperlink r:id="rId74">
+      <w:hyperlink r:id="rId79">
         <w:r>
           <w:rPr>
             <w:rStyle w:val="Hyperlink"/>
@@ -16904,7 +17631,7 @@
           <w:rPr>
             <w:rStyle w:val="Hyperlink"/>
           </w:rPr>
-          <w:t xml:space="preserve">Example 17</w:t>
+          <w:t xml:space="preserve">Example 18</w:t>
         </w:r>
       </w:hyperlink>
       <w:r>
@@ -16919,7 +17646,7 @@
       <w:r>
         <w:t xml:space="preserve">so they are a basis of their span (</w:t>
       </w:r>
-      <w:hyperlink r:id="rId72">
+      <w:hyperlink r:id="rId77">
         <w:r>
           <w:rPr>
             <w:rStyle w:val="Hyperlink"/>
@@ -16950,7 +17677,7 @@
       <w:r>
         <w:t xml:space="preserve">(</w:t>
       </w:r>
-      <w:hyperlink r:id="rId75">
+      <w:hyperlink r:id="rId80">
         <w:r>
           <w:rPr>
             <w:rStyle w:val="Hyperlink"/>
@@ -16994,7 +17721,7 @@
       <w:r>
         <w:t xml:space="preserve">(</w:t>
       </w:r>
-      <w:hyperlink r:id="rId76">
+      <w:hyperlink r:id="rId81">
         <w:r>
           <w:rPr>
             <w:rStyle w:val="Hyperlink"/>
@@ -17008,7 +17735,7 @@
       <w:r>
         <w:t xml:space="preserve"> </w:t>
       </w:r>
-      <w:hyperlink r:id="rId74">
+      <w:hyperlink r:id="rId79">
         <w:r>
           <w:rPr>
             <w:rStyle w:val="Hyperlink"/>
@@ -17053,8 +17780,8 @@
         <w:t xml:space="preserve">too.</w:t>
       </w:r>
     </w:p>
-    <w:bookmarkEnd w:id="77"/>
-    <w:bookmarkStart w:id="80" w:name="exm-not-orthonormal-basis"/>
+    <w:bookmarkEnd w:id="82"/>
+    <w:bookmarkStart w:id="85" w:name="exm-not-orthonormal-basis"/>
     <w:p>
       <w:pPr>
         <w:pStyle w:val="FirstParagraph"/>
@@ -17064,7 +17791,7 @@
           <w:b/>
           <w:bCs/>
         </w:rPr>
-        <w:t xml:space="preserve">Example 19 (Bases that are not orthonormal, and orthonormal lists that are not bases)</w:t>
+        <w:t xml:space="preserve">Example 20 (Bases that are not orthonormal, and orthonormal lists that are not bases)</w:t>
       </w:r>
       <w:r>
         <w:t xml:space="preserve"> </w:t>
@@ -17170,7 +17897,7 @@
       <w:r>
         <w:t xml:space="preserve">(</w:t>
       </w:r>
-      <w:hyperlink r:id="rId78">
+      <w:hyperlink r:id="rId83">
         <w:r>
           <w:rPr>
             <w:rStyle w:val="Hyperlink"/>
@@ -17400,7 +18127,7 @@
       <w:r>
         <w:t xml:space="preserve">(</w:t>
       </w:r>
-      <w:hyperlink r:id="rId79">
+      <w:hyperlink r:id="rId84">
         <w:r>
           <w:rPr>
             <w:rStyle w:val="Hyperlink"/>
@@ -17459,8 +18186,8 @@
         <w:t xml:space="preserve">.</w:t>
       </w:r>
     </w:p>
-    <w:bookmarkEnd w:id="80"/>
-    <w:bookmarkStart w:id="81" w:name="thm-orthonormal-expansion"/>
+    <w:bookmarkEnd w:id="85"/>
+    <w:bookmarkStart w:id="86" w:name="thm-orthonormal-expansion"/>
     <w:p>
       <w:pPr>
         <w:pStyle w:val="FirstParagraph"/>
@@ -17542,7 +18269,7 @@
     $$</w:t>
       </w:r>
     </w:p>
-    <w:bookmarkEnd w:id="81"/>
+    <w:bookmarkEnd w:id="86"/>
     <w:p>
       <w:pPr>
         <w:pStyle w:val="FirstParagraph"/>
@@ -17691,7 +18418,7 @@
         <w:t xml:space="preserve">.</w:t>
       </w:r>
     </w:p>
-    <w:bookmarkStart w:id="82" w:name="exm-orthonormal-expansion"/>
+    <w:bookmarkStart w:id="87" w:name="exm-orthonormal-expansion"/>
     <w:p>
       <w:pPr>
         <w:pStyle w:val="BodyText"/>
@@ -17701,7 +18428,7 @@
           <w:b/>
           <w:bCs/>
         </w:rPr>
-        <w:t xml:space="preserve">Example 20 (Expanding a vector in an orthonormal basis)</w:t>
+        <w:t xml:space="preserve">Example 21 (Expanding a vector in an orthonormal basis)</w:t>
       </w:r>
       <w:r>
         <w:t xml:space="preserve"> </w:t>
@@ -17756,7 +18483,7 @@
           <w:rPr>
             <w:rStyle w:val="Hyperlink"/>
           </w:rPr>
-          <w:t xml:space="preserve">Example 18</w:t>
+          <w:t xml:space="preserve">Example 19</w:t>
         </w:r>
       </w:hyperlink>
       <w:r>
@@ -17881,8 +18608,8 @@
         <w:t xml:space="preserve">says.</w:t>
       </w:r>
     </w:p>
-    <w:bookmarkEnd w:id="82"/>
-    <w:bookmarkStart w:id="83" w:name="def-gram-schmidt"/>
+    <w:bookmarkEnd w:id="87"/>
+    <w:bookmarkStart w:id="88" w:name="def-gram-schmidt"/>
     <w:p>
       <w:pPr>
         <w:pStyle w:val="BodyText"/>
@@ -18144,8 +18871,8 @@
         <w:t xml:space="preserve">of them if it never stops.</w:t>
       </w:r>
     </w:p>
-    <w:bookmarkEnd w:id="83"/>
-    <w:bookmarkStart w:id="84" w:name="exm-gram-schmidt"/>
+    <w:bookmarkEnd w:id="88"/>
+    <w:bookmarkStart w:id="89" w:name="exm-gram-schmidt"/>
     <w:p>
       <w:pPr>
         <w:pStyle w:val="BodyText"/>
@@ -18155,7 +18882,7 @@
           <w:b/>
           <w:bCs/>
         </w:rPr>
-        <w:t xml:space="preserve">Example 21 (Two steps of Gram-Schmidt in</w:t>
+        <w:t xml:space="preserve">Example 22 (Two steps of Gram-Schmidt in</w:t>
       </w:r>
       <w:r>
         <w:rPr>
@@ -18475,8 +19202,8 @@
     $$</w:t>
       </w:r>
     </w:p>
-    <w:bookmarkEnd w:id="84"/>
-    <w:bookmarkStart w:id="85" w:name="exm-gram-schmidt-stops"/>
+    <w:bookmarkEnd w:id="89"/>
+    <w:bookmarkStart w:id="90" w:name="exm-gram-schmidt-stops"/>
     <w:p>
       <w:pPr>
         <w:pStyle w:val="FirstParagraph"/>
@@ -18486,7 +19213,7 @@
           <w:b/>
           <w:bCs/>
         </w:rPr>
-        <w:t xml:space="preserve">Example 22 (Gram-Schmidt stops on dependent vectors)</w:t>
+        <w:t xml:space="preserve">Example 23 (Gram-Schmidt stops on dependent vectors)</w:t>
       </w:r>
       <w:r>
         <w:t xml:space="preserve"> </w:t>
@@ -18602,8 +19329,8 @@
         <w:t xml:space="preserve">.</w:t>
       </w:r>
     </w:p>
-    <w:bookmarkEnd w:id="85"/>
-    <w:bookmarkStart w:id="86" w:name="thm-gram-schmidt"/>
+    <w:bookmarkEnd w:id="90"/>
+    <w:bookmarkStart w:id="91" w:name="thm-gram-schmidt"/>
     <w:p>
       <w:pPr>
         <w:pStyle w:val="BodyText"/>
@@ -18879,7 +19606,7 @@
         <w:t xml:space="preserve">).</w:t>
       </w:r>
     </w:p>
-    <w:bookmarkEnd w:id="86"/>
+    <w:bookmarkEnd w:id="91"/>
     <w:p>
       <w:pPr>
         <w:pStyle w:val="FirstParagraph"/>
@@ -18908,7 +19635,7 @@
         </w:rPr>
         <w:t xml:space="preserve"> </w:t>
       </w:r>
-      <w:hyperlink r:id="rId87">
+      <w:hyperlink r:id="rId92">
         <w:r>
           <w:rPr>
             <w:rStyle w:val="Hyperlink"/>
@@ -18995,7 +19722,7 @@
       <w:r>
         <w:t xml:space="preserve">(</w:t>
       </w:r>
-      <w:hyperlink r:id="rId88">
+      <w:hyperlink r:id="rId93">
         <w:r>
           <w:rPr>
             <w:rStyle w:val="Hyperlink"/>
@@ -19701,7 +20428,7 @@
       <w:r>
         <w:t xml:space="preserve">A span is a subspace (</w:t>
       </w:r>
-      <w:hyperlink r:id="rId89">
+      <w:hyperlink r:id="rId94">
         <w:r>
           <w:rPr>
             <w:rStyle w:val="Hyperlink"/>
@@ -19801,7 +20528,7 @@
       <w:r>
         <w:t xml:space="preserve"> </w:t>
       </w:r>
-      <w:hyperlink r:id="rId90">
+      <w:hyperlink r:id="rId95">
         <w:r>
           <w:rPr>
             <w:rStyle w:val="Hyperlink"/>
@@ -19961,7 +20688,7 @@
         <w:t xml:space="preserve">so they are an orthonormal basis of it.</w:t>
       </w:r>
     </w:p>
-    <w:bookmarkStart w:id="91" w:name="exm-thm-gram-schmidt"/>
+    <w:bookmarkStart w:id="96" w:name="exm-thm-gram-schmidt"/>
     <w:p>
       <w:pPr>
         <w:pStyle w:val="BodyText"/>
@@ -19971,7 +20698,7 @@
           <w:b/>
           <w:bCs/>
         </w:rPr>
-        <w:t xml:space="preserve">Example 23 (Finishing an orthonormal basis of</w:t>
+        <w:t xml:space="preserve">Example 24 (Finishing an orthonormal basis of</w:t>
       </w:r>
       <w:r>
         <w:rPr>
@@ -20019,7 +20746,7 @@
           <w:rPr>
             <w:rStyle w:val="Hyperlink"/>
           </w:rPr>
-          <w:t xml:space="preserve">Example 21</w:t>
+          <w:t xml:space="preserve">Example 22</w:t>
         </w:r>
       </w:hyperlink>
       <w:r>
@@ -20258,7 +20985,7 @@
       <w:r>
         <w:t xml:space="preserve">(</w:t>
       </w:r>
-      <w:hyperlink r:id="rId75">
+      <w:hyperlink r:id="rId80">
         <w:r>
           <w:rPr>
             <w:rStyle w:val="Hyperlink"/>
@@ -20302,7 +21029,7 @@
       <w:r>
         <w:t xml:space="preserve">(</w:t>
       </w:r>
-      <w:hyperlink r:id="rId76">
+      <w:hyperlink r:id="rId81">
         <w:r>
           <w:rPr>
             <w:rStyle w:val="Hyperlink"/>
@@ -20316,7 +21043,7 @@
       <w:r>
         <w:t xml:space="preserve"> </w:t>
       </w:r>
-      <w:hyperlink r:id="rId74">
+      <w:hyperlink r:id="rId79">
         <w:r>
           <w:rPr>
             <w:rStyle w:val="Hyperlink"/>
@@ -20368,8 +21095,8 @@
     $$</w:t>
       </w:r>
     </w:p>
-    <w:bookmarkEnd w:id="91"/>
-    <w:bookmarkStart w:id="92" w:name="cor-orthonormal-basis-exists"/>
+    <w:bookmarkEnd w:id="96"/>
+    <w:bookmarkStart w:id="97" w:name="cor-orthonormal-basis-exists"/>
     <w:p>
       <w:pPr>
         <w:pStyle w:val="FirstParagraph"/>
@@ -20507,7 +21234,7 @@
         <w:t xml:space="preserve">has an orthonormal basis.</w:t>
       </w:r>
     </w:p>
-    <w:bookmarkEnd w:id="92"/>
+    <w:bookmarkEnd w:id="97"/>
     <w:p>
       <w:pPr>
         <w:pStyle w:val="BodyText"/>
@@ -20590,7 +21317,7 @@
       <w:r>
         <w:t xml:space="preserve">(</w:t>
       </w:r>
-      <w:hyperlink r:id="rId93">
+      <w:hyperlink r:id="rId98">
         <w:r>
           <w:rPr>
             <w:rStyle w:val="Hyperlink"/>
@@ -20691,7 +21418,7 @@
       <w:r>
         <w:t xml:space="preserve"> </w:t>
       </w:r>
-      <w:hyperlink r:id="rId87">
+      <w:hyperlink r:id="rId92">
         <w:r>
           <w:rPr>
             <w:rStyle w:val="Hyperlink"/>
@@ -20862,7 +21589,7 @@
         <w:t xml:space="preserve">So the orthonormal basis contains the starting list.</w:t>
       </w:r>
     </w:p>
-    <w:bookmarkStart w:id="95" w:name="exm-orthonormal-basis-exists"/>
+    <w:bookmarkStart w:id="100" w:name="exm-orthonormal-basis-exists"/>
     <w:p>
       <w:pPr>
         <w:pStyle w:val="BodyText"/>
@@ -20872,7 +21599,7 @@
           <w:b/>
           <w:bCs/>
         </w:rPr>
-        <w:t xml:space="preserve">Example 24 (Extending one unit vector to an orthonormal basis of</w:t>
+        <w:t xml:space="preserve">Example 25 (Extending one unit vector to an orthonormal basis of</w:t>
       </w:r>
       <w:r>
         <w:rPr>
@@ -20957,7 +21684,7 @@
       <w:r>
         <w:t xml:space="preserve"> </w:t>
       </w:r>
-      <w:hyperlink r:id="rId94">
+      <w:hyperlink r:id="rId99">
         <w:r>
           <w:rPr>
             <w:rStyle w:val="Hyperlink"/>
@@ -21169,7 +21896,7 @@
       <w:r>
         <w:t xml:space="preserve">are linearly independent (</w:t>
       </w:r>
-      <w:hyperlink r:id="rId90">
+      <w:hyperlink r:id="rId95">
         <w:r>
           <w:rPr>
             <w:rStyle w:val="Hyperlink"/>
@@ -21233,7 +21960,7 @@
       <w:r>
         <w:t xml:space="preserve">(</w:t>
       </w:r>
-      <w:hyperlink r:id="rId75">
+      <w:hyperlink r:id="rId80">
         <w:r>
           <w:rPr>
             <w:rStyle w:val="Hyperlink"/>
@@ -21277,7 +22004,7 @@
       <w:r>
         <w:t xml:space="preserve">(</w:t>
       </w:r>
-      <w:hyperlink r:id="rId76">
+      <w:hyperlink r:id="rId81">
         <w:r>
           <w:rPr>
             <w:rStyle w:val="Hyperlink"/>
@@ -21291,7 +22018,7 @@
       <w:r>
         <w:t xml:space="preserve"> </w:t>
       </w:r>
-      <w:hyperlink r:id="rId74">
+      <w:hyperlink r:id="rId79">
         <w:r>
           <w:rPr>
             <w:rStyle w:val="Hyperlink"/>
@@ -21524,16 +22251,16 @@
           <w:rPr>
             <w:rStyle w:val="Hyperlink"/>
           </w:rPr>
-          <w:t xml:space="preserve">Example 18</w:t>
+          <w:t xml:space="preserve">Example 19</w:t>
         </w:r>
       </w:hyperlink>
       <w:r>
         <w:t xml:space="preserve">, in a different order.</w:t>
       </w:r>
     </w:p>
-    <w:bookmarkEnd w:id="95"/>
-    <w:bookmarkEnd w:id="96"/>
-    <w:bookmarkStart w:id="134" w:name="outer-product"/>
+    <w:bookmarkEnd w:id="100"/>
+    <w:bookmarkEnd w:id="101"/>
+    <w:bookmarkStart w:id="139" w:name="outer-product"/>
     <w:p>
       <w:pPr>
         <w:pStyle w:val="Heading2"/>
@@ -21542,7 +22269,7 @@
         <w:t xml:space="preserve">4 Outer product</w:t>
       </w:r>
     </w:p>
-    <w:bookmarkStart w:id="98" w:name="def-outer-product"/>
+    <w:bookmarkStart w:id="103" w:name="def-outer-product"/>
     <w:p>
       <w:pPr>
         <w:pStyle w:val="FirstParagraph"/>
@@ -21657,7 +22384,7 @@
       <w:r>
         <w:t xml:space="preserve">matrix product (</w:t>
       </w:r>
-      <w:hyperlink r:id="rId97">
+      <w:hyperlink r:id="rId102">
         <w:r>
           <w:rPr>
             <w:rStyle w:val="Hyperlink"/>
@@ -21720,8 +22447,8 @@
     $$</w:t>
       </w:r>
     </w:p>
-    <w:bookmarkEnd w:id="98"/>
-    <w:bookmarkStart w:id="99" w:name="exm-outer-product"/>
+    <w:bookmarkEnd w:id="103"/>
+    <w:bookmarkStart w:id="104" w:name="exm-outer-product"/>
     <w:p>
       <w:pPr>
         <w:pStyle w:val="FirstParagraph"/>
@@ -21731,7 +22458,7 @@
           <w:b/>
           <w:bCs/>
         </w:rPr>
-        <w:t xml:space="preserve">Example 25 (An outer product)</w:t>
+        <w:t xml:space="preserve">Example 26 (An outer product)</w:t>
       </w:r>
       <w:r>
         <w:t xml:space="preserve"> </w:t>
@@ -21790,8 +22517,8 @@
     $$</w:t>
       </w:r>
     </w:p>
-    <w:bookmarkEnd w:id="99"/>
-    <w:bookmarkStart w:id="101" w:name="rem-outer-vs-dot-product"/>
+    <w:bookmarkEnd w:id="104"/>
+    <w:bookmarkStart w:id="106" w:name="rem-outer-vs-dot-product"/>
     <w:p>
       <w:pPr>
         <w:pStyle w:val="FirstParagraph"/>
@@ -21801,7 +22528,7 @@
           <w:i/>
           <w:iCs/>
         </w:rPr>
-        <w:t xml:space="preserve">Remark 5</w:t>
+        <w:t xml:space="preserve">Remark 6</w:t>
       </w:r>
       <w:r>
         <w:t xml:space="preserve"> (Outer product and dot product). </w:t>
@@ -21821,7 +22548,7 @@
       <w:r>
         <w:t xml:space="preserve">(</w:t>
       </w:r>
-      <w:hyperlink r:id="rId100">
+      <w:hyperlink r:id="rId105">
         <w:r>
           <w:rPr>
             <w:rStyle w:val="Hyperlink"/>
@@ -21905,7 +22632,7 @@
           <w:rPr>
             <w:rStyle w:val="Hyperlink"/>
           </w:rPr>
-          <w:t xml:space="preserve">Example 25</w:t>
+          <w:t xml:space="preserve">Example 26</w:t>
         </w:r>
       </w:hyperlink>
       <w:r>
@@ -22000,8 +22727,8 @@
     $$</w:t>
       </w:r>
     </w:p>
-    <w:bookmarkEnd w:id="101"/>
-    <w:bookmarkStart w:id="103" w:name="thm-outer-product-rank"/>
+    <w:bookmarkEnd w:id="106"/>
+    <w:bookmarkStart w:id="108" w:name="thm-outer-product-rank"/>
     <w:p>
       <w:pPr>
         <w:pStyle w:val="FirstParagraph"/>
@@ -22086,7 +22813,7 @@
       <w:r>
         <w:t xml:space="preserve">(</w:t>
       </w:r>
-      <w:hyperlink r:id="rId102">
+      <w:hyperlink r:id="rId107">
         <w:r>
           <w:rPr>
             <w:rStyle w:val="Hyperlink"/>
@@ -22098,7 +22825,7 @@
         <w:t xml:space="preserve">).</w:t>
       </w:r>
     </w:p>
-    <w:bookmarkEnd w:id="103"/>
+    <w:bookmarkEnd w:id="108"/>
     <w:p>
       <w:pPr>
         <w:pStyle w:val="BodyText"/>
@@ -22769,7 +23496,7 @@
         <w:t xml:space="preserve">The largest linearly independent set of columns therefore has one column.</w:t>
       </w:r>
     </w:p>
-    <w:bookmarkStart w:id="104" w:name="exm-outer-product-rank"/>
+    <w:bookmarkStart w:id="109" w:name="exm-outer-product-rank"/>
     <w:p>
       <w:pPr>
         <w:pStyle w:val="BodyText"/>
@@ -22779,7 +23506,7 @@
           <w:b/>
           <w:bCs/>
         </w:rPr>
-        <w:t xml:space="preserve">Example 26 (The rank of an outer product)</w:t>
+        <w:t xml:space="preserve">Example 27 (The rank of an outer product)</w:t>
       </w:r>
       <w:r>
         <w:t xml:space="preserve"> </w:t>
@@ -22795,7 +23522,7 @@
           <w:rPr>
             <w:rStyle w:val="Hyperlink"/>
           </w:rPr>
-          <w:t xml:space="preserve">Example 25</w:t>
+          <w:t xml:space="preserve">Example 26</w:t>
         </w:r>
       </w:hyperlink>
       <w:r>
@@ -23004,9 +23731,9 @@
         <w:t xml:space="preserve">.</w:t>
       </w:r>
     </w:p>
-    <w:bookmarkEnd w:id="104"/>
-    <w:bookmarkStart w:id="133" w:name="refs"/>
-    <w:bookmarkStart w:id="106" w:name="ref-wikipedia_inner_product_space"/>
+    <w:bookmarkEnd w:id="109"/>
+    <w:bookmarkStart w:id="138" w:name="refs"/>
+    <w:bookmarkStart w:id="111" w:name="ref-wikipedia_inner_product_space"/>
     <w:p>
       <w:pPr>
         <w:pStyle w:val="Bibliography"/>
@@ -23053,7 +23780,7 @@
       <w:r>
         <w:t xml:space="preserve"> </w:t>
       </w:r>
-      <w:hyperlink r:id="rId105">
+      <w:hyperlink r:id="rId110">
         <w:r>
           <w:rPr>
             <w:rStyle w:val="Hyperlink"/>
@@ -23062,8 +23789,8 @@
         </w:r>
       </w:hyperlink>
     </w:p>
-    <w:bookmarkEnd w:id="106"/>
-    <w:bookmarkStart w:id="108" w:name="ref-axler2024linear"/>
+    <w:bookmarkEnd w:id="111"/>
+    <w:bookmarkStart w:id="113" w:name="ref-axler2024linear"/>
     <w:p>
       <w:pPr>
         <w:pStyle w:val="Bibliography"/>
@@ -23096,7 +23823,7 @@
       <w:r>
         <w:t xml:space="preserve"> </w:t>
       </w:r>
-      <w:hyperlink r:id="rId107">
+      <w:hyperlink r:id="rId112">
         <w:r>
           <w:rPr>
             <w:rStyle w:val="Hyperlink"/>
@@ -23108,8 +23835,8 @@
         <w:t xml:space="preserve">.</w:t>
       </w:r>
     </w:p>
-    <w:bookmarkEnd w:id="108"/>
-    <w:bookmarkStart w:id="110" w:name="ref-banerjee2014linear"/>
+    <w:bookmarkEnd w:id="113"/>
+    <w:bookmarkStart w:id="115" w:name="ref-banerjee2014linear"/>
     <w:p>
       <w:pPr>
         <w:pStyle w:val="Bibliography"/>
@@ -23142,7 +23869,7 @@
       <w:r>
         <w:t xml:space="preserve"> </w:t>
       </w:r>
-      <w:hyperlink r:id="rId109">
+      <w:hyperlink r:id="rId114">
         <w:r>
           <w:rPr>
             <w:rStyle w:val="Hyperlink"/>
@@ -23151,8 +23878,8 @@
         </w:r>
       </w:hyperlink>
     </w:p>
-    <w:bookmarkEnd w:id="110"/>
-    <w:bookmarkStart w:id="112" w:name="ref-zhou2024vector"/>
+    <w:bookmarkEnd w:id="115"/>
+    <w:bookmarkStart w:id="117" w:name="ref-zhou2024vector"/>
     <w:p>
       <w:pPr>
         <w:pStyle w:val="Bibliography"/>
@@ -23184,7 +23911,7 @@
       <w:r>
         <w:t xml:space="preserve"> </w:t>
       </w:r>
-      <w:hyperlink r:id="rId111">
+      <w:hyperlink r:id="rId116">
         <w:r>
           <w:rPr>
             <w:rStyle w:val="Hyperlink"/>
@@ -23193,8 +23920,8 @@
         </w:r>
       </w:hyperlink>
     </w:p>
-    <w:bookmarkEnd w:id="112"/>
-    <w:bookmarkStart w:id="114" w:name="ref-wikipedia_pythagorean_theorem"/>
+    <w:bookmarkEnd w:id="117"/>
+    <w:bookmarkStart w:id="119" w:name="ref-wikipedia_pythagorean_theorem"/>
     <w:p>
       <w:pPr>
         <w:pStyle w:val="Bibliography"/>
@@ -23241,7 +23968,7 @@
       <w:r>
         <w:t xml:space="preserve"> </w:t>
       </w:r>
-      <w:hyperlink r:id="rId113">
+      <w:hyperlink r:id="rId118">
         <w:r>
           <w:rPr>
             <w:rStyle w:val="Hyperlink"/>
@@ -23250,8 +23977,8 @@
         </w:r>
       </w:hyperlink>
     </w:p>
-    <w:bookmarkEnd w:id="114"/>
-    <w:bookmarkStart w:id="116" w:name="ref-wikipedia_cauchy_schwarz_inequality"/>
+    <w:bookmarkEnd w:id="119"/>
+    <w:bookmarkStart w:id="121" w:name="ref-wikipedia_cauchy_schwarz_inequality"/>
     <w:p>
       <w:pPr>
         <w:pStyle w:val="Bibliography"/>
@@ -23298,7 +24025,7 @@
       <w:r>
         <w:t xml:space="preserve"> </w:t>
       </w:r>
-      <w:hyperlink r:id="rId115">
+      <w:hyperlink r:id="rId120">
         <w:r>
           <w:rPr>
             <w:rStyle w:val="Hyperlink"/>
@@ -23307,8 +24034,8 @@
         </w:r>
       </w:hyperlink>
     </w:p>
-    <w:bookmarkEnd w:id="116"/>
-    <w:bookmarkStart w:id="118" w:name="ref-wikipedia_norm_mathematics"/>
+    <w:bookmarkEnd w:id="121"/>
+    <w:bookmarkStart w:id="123" w:name="ref-wikipedia_norm_mathematics"/>
     <w:p>
       <w:pPr>
         <w:pStyle w:val="Bibliography"/>
@@ -23355,7 +24082,7 @@
       <w:r>
         <w:t xml:space="preserve"> </w:t>
       </w:r>
-      <w:hyperlink r:id="rId117">
+      <w:hyperlink r:id="rId122">
         <w:r>
           <w:rPr>
             <w:rStyle w:val="Hyperlink"/>
@@ -23364,8 +24091,8 @@
         </w:r>
       </w:hyperlink>
     </w:p>
-    <w:bookmarkEnd w:id="118"/>
-    <w:bookmarkStart w:id="120" w:name="ref-wikipedia_triangle_inequality"/>
+    <w:bookmarkEnd w:id="123"/>
+    <w:bookmarkStart w:id="125" w:name="ref-wikipedia_triangle_inequality"/>
     <w:p>
       <w:pPr>
         <w:pStyle w:val="Bibliography"/>
@@ -23412,7 +24139,7 @@
       <w:r>
         <w:t xml:space="preserve"> </w:t>
       </w:r>
-      <w:hyperlink r:id="rId119">
+      <w:hyperlink r:id="rId124">
         <w:r>
           <w:rPr>
             <w:rStyle w:val="Hyperlink"/>
@@ -23421,8 +24148,8 @@
         </w:r>
       </w:hyperlink>
     </w:p>
-    <w:bookmarkEnd w:id="120"/>
-    <w:bookmarkStart w:id="122" w:name="ref-wikipedia_lp_space"/>
+    <w:bookmarkEnd w:id="125"/>
+    <w:bookmarkStart w:id="127" w:name="ref-wikipedia_lp_space"/>
     <w:p>
       <w:pPr>
         <w:pStyle w:val="Bibliography"/>
@@ -23469,7 +24196,7 @@
       <w:r>
         <w:t xml:space="preserve"> </w:t>
       </w:r>
-      <w:hyperlink r:id="rId121">
+      <w:hyperlink r:id="rId126">
         <w:r>
           <w:rPr>
             <w:rStyle w:val="Hyperlink"/>
@@ -23478,8 +24205,8 @@
         </w:r>
       </w:hyperlink>
     </w:p>
-    <w:bookmarkEnd w:id="122"/>
-    <w:bookmarkStart w:id="124" w:name="ref-wikipedia_uniform_norm"/>
+    <w:bookmarkEnd w:id="127"/>
+    <w:bookmarkStart w:id="129" w:name="ref-wikipedia_uniform_norm"/>
     <w:p>
       <w:pPr>
         <w:pStyle w:val="Bibliography"/>
@@ -23526,7 +24253,7 @@
       <w:r>
         <w:t xml:space="preserve"> </w:t>
       </w:r>
-      <w:hyperlink r:id="rId123">
+      <w:hyperlink r:id="rId128">
         <w:r>
           <w:rPr>
             <w:rStyle w:val="Hyperlink"/>
@@ -23535,8 +24262,8 @@
         </w:r>
       </w:hyperlink>
     </w:p>
-    <w:bookmarkEnd w:id="124"/>
-    <w:bookmarkStart w:id="126" w:name="ref-wikipedia_cosine_similarity"/>
+    <w:bookmarkEnd w:id="129"/>
+    <w:bookmarkStart w:id="131" w:name="ref-wikipedia_cosine_similarity"/>
     <w:p>
       <w:pPr>
         <w:pStyle w:val="Bibliography"/>
@@ -23583,7 +24310,7 @@
       <w:r>
         <w:t xml:space="preserve"> </w:t>
       </w:r>
-      <w:hyperlink r:id="rId125">
+      <w:hyperlink r:id="rId130">
         <w:r>
           <w:rPr>
             <w:rStyle w:val="Hyperlink"/>
@@ -23592,8 +24319,8 @@
         </w:r>
       </w:hyperlink>
     </w:p>
-    <w:bookmarkEnd w:id="126"/>
-    <w:bookmarkStart w:id="128" w:name="ref-wikipedia_orthonormal_basis"/>
+    <w:bookmarkEnd w:id="131"/>
+    <w:bookmarkStart w:id="133" w:name="ref-wikipedia_orthonormal_basis"/>
     <w:p>
       <w:pPr>
         <w:pStyle w:val="Bibliography"/>
@@ -23640,7 +24367,7 @@
       <w:r>
         <w:t xml:space="preserve"> </w:t>
       </w:r>
-      <w:hyperlink r:id="rId127">
+      <w:hyperlink r:id="rId132">
         <w:r>
           <w:rPr>
             <w:rStyle w:val="Hyperlink"/>
@@ -23649,8 +24376,8 @@
         </w:r>
       </w:hyperlink>
     </w:p>
-    <w:bookmarkEnd w:id="128"/>
-    <w:bookmarkStart w:id="130" w:name="ref-wikipedia_gram_schmidt_process"/>
+    <w:bookmarkEnd w:id="133"/>
+    <w:bookmarkStart w:id="135" w:name="ref-wikipedia_gram_schmidt_process"/>
     <w:p>
       <w:pPr>
         <w:pStyle w:val="Bibliography"/>
@@ -23697,7 +24424,7 @@
       <w:r>
         <w:t xml:space="preserve"> </w:t>
       </w:r>
-      <w:hyperlink r:id="rId129">
+      <w:hyperlink r:id="rId134">
         <w:r>
           <w:rPr>
             <w:rStyle w:val="Hyperlink"/>
@@ -23706,8 +24433,8 @@
         </w:r>
       </w:hyperlink>
     </w:p>
-    <w:bookmarkEnd w:id="130"/>
-    <w:bookmarkStart w:id="132" w:name="ref-wikipedia_outer_product"/>
+    <w:bookmarkEnd w:id="135"/>
+    <w:bookmarkStart w:id="137" w:name="ref-wikipedia_outer_product"/>
     <w:p>
       <w:pPr>
         <w:pStyle w:val="Bibliography"/>
@@ -23754,7 +24481,7 @@
       <w:r>
         <w:t xml:space="preserve"> </w:t>
       </w:r>
-      <w:hyperlink r:id="rId131">
+      <w:hyperlink r:id="rId136">
         <w:r>
           <w:rPr>
             <w:rStyle w:val="Hyperlink"/>
@@ -23763,9 +24490,9 @@
         </w:r>
       </w:hyperlink>
     </w:p>
-    <w:bookmarkEnd w:id="132"/>
-    <w:bookmarkEnd w:id="133"/>
-    <w:bookmarkEnd w:id="134"/>
+    <w:bookmarkEnd w:id="137"/>
+    <w:bookmarkEnd w:id="138"/>
+    <w:bookmarkEnd w:id="139"/>
     <w:sectPr>
       <w:footnotePr>
         <w:numRestart w:val="eachSect"/>
